--- a/webapp/templates/word/Contrato_Aprendizaje_Productivo.docx
+++ b/webapp/templates/word/Contrato_Aprendizaje_Productivo.docx
@@ -1,6 +1,6 @@
 
 <file path=word/document.xml><?xml version="1.0" encoding="utf-8"?>
-<w:document xmlns:wpc="http://schemas.microsoft.com/office/word/2010/wordprocessingCanvas" xmlns:cx="http://schemas.microsoft.com/office/drawing/2014/chartex" xmlns:cx1="http://schemas.microsoft.com/office/drawing/2015/9/8/chartex" xmlns:cx2="http://schemas.microsoft.com/office/drawing/2015/10/21/chartex" xmlns:cx3="http://schemas.microsoft.com/office/drawing/2016/5/9/chartex" xmlns:cx4="http://schemas.microsoft.com/office/drawing/2016/5/10/chartex" xmlns:cx5="http://schemas.microsoft.com/office/drawing/2016/5/11/chartex" xmlns:cx6="http://schemas.microsoft.com/office/drawing/2016/5/12/chartex" xmlns:cx7="http://schemas.microsoft.com/office/drawing/2016/5/13/chartex" xmlns:cx8="http://schemas.microsoft.com/office/drawing/2016/5/14/chartex" xmlns:mc="http://schemas.openxmlformats.org/markup-compatibility/2006" xmlns:aink="http://schemas.microsoft.com/office/drawing/2016/ink" xmlns:am3d="http://schemas.microsoft.com/office/drawing/2017/model3d" xmlns:o="urn:schemas-microsoft-com:office:office" xmlns:r="http://schemas.openxmlformats.org/officeDocument/2006/relationships" xmlns:m="http://schemas.openxmlformats.org/officeDocument/2006/math" xmlns:v="urn:schemas-microsoft-com:vml" xmlns:wp14="http://schemas.microsoft.com/office/word/2010/wordprocessingDrawing" xmlns:wp="http://schemas.openxmlformats.org/drawingml/2006/wordprocessingDrawing" xmlns:w10="urn:schemas-microsoft-com:office:word" xmlns:w="http://schemas.openxmlformats.org/wordprocessingml/2006/main" xmlns:w14="http://schemas.microsoft.com/office/word/2010/wordml" xmlns:w15="http://schemas.microsoft.com/office/word/2012/wordml" xmlns:w16cex="http://schemas.microsoft.com/office/word/2018/wordml/cex" xmlns:w16cid="http://schemas.microsoft.com/office/word/2016/wordml/cid" xmlns:w16="http://schemas.microsoft.com/office/word/2018/wordml" xmlns:w16sdtdh="http://schemas.microsoft.com/office/word/2020/wordml/sdtdatahash" xmlns:w16se="http://schemas.microsoft.com/office/word/2015/wordml/symex" xmlns:wpg="http://schemas.microsoft.com/office/word/2010/wordprocessingGroup" xmlns:wpi="http://schemas.microsoft.com/office/word/2010/wordprocessingInk" xmlns:wne="http://schemas.microsoft.com/office/word/2006/wordml" xmlns:wps="http://schemas.microsoft.com/office/word/2010/wordprocessingShape" mc:Ignorable="w14 w15 w16se w16cid w16 w16cex w16sdtdh wp14">
+<w:document xmlns:wpc="http://schemas.microsoft.com/office/word/2010/wordprocessingCanvas" xmlns:cx="http://schemas.microsoft.com/office/drawing/2014/chartex" xmlns:cx1="http://schemas.microsoft.com/office/drawing/2015/9/8/chartex" xmlns:cx2="http://schemas.microsoft.com/office/drawing/2015/10/21/chartex" xmlns:cx3="http://schemas.microsoft.com/office/drawing/2016/5/9/chartex" xmlns:cx4="http://schemas.microsoft.com/office/drawing/2016/5/10/chartex" xmlns:cx5="http://schemas.microsoft.com/office/drawing/2016/5/11/chartex" xmlns:cx6="http://schemas.microsoft.com/office/drawing/2016/5/12/chartex" xmlns:cx7="http://schemas.microsoft.com/office/drawing/2016/5/13/chartex" xmlns:cx8="http://schemas.microsoft.com/office/drawing/2016/5/14/chartex" xmlns:mc="http://schemas.openxmlformats.org/markup-compatibility/2006" xmlns:aink="http://schemas.microsoft.com/office/drawing/2016/ink" xmlns:am3d="http://schemas.microsoft.com/office/drawing/2017/model3d" xmlns:o="urn:schemas-microsoft-com:office:office" xmlns:oel="http://schemas.microsoft.com/office/2019/extlst" xmlns:r="http://schemas.openxmlformats.org/officeDocument/2006/relationships" xmlns:m="http://schemas.openxmlformats.org/officeDocument/2006/math" xmlns:v="urn:schemas-microsoft-com:vml" xmlns:wp14="http://schemas.microsoft.com/office/word/2010/wordprocessingDrawing" xmlns:wp="http://schemas.openxmlformats.org/drawingml/2006/wordprocessingDrawing" xmlns:w10="urn:schemas-microsoft-com:office:word" xmlns:w="http://schemas.openxmlformats.org/wordprocessingml/2006/main" xmlns:w14="http://schemas.microsoft.com/office/word/2010/wordml" xmlns:w15="http://schemas.microsoft.com/office/word/2012/wordml" xmlns:w16cex="http://schemas.microsoft.com/office/word/2018/wordml/cex" xmlns:w16cid="http://schemas.microsoft.com/office/word/2016/wordml/cid" xmlns:w16="http://schemas.microsoft.com/office/word/2018/wordml" xmlns:w16sdtdh="http://schemas.microsoft.com/office/word/2020/wordml/sdtdatahash" xmlns:w16se="http://schemas.microsoft.com/office/word/2015/wordml/symex" xmlns:wpg="http://schemas.microsoft.com/office/word/2010/wordprocessingGroup" xmlns:wpi="http://schemas.microsoft.com/office/word/2010/wordprocessingInk" xmlns:wne="http://schemas.microsoft.com/office/word/2006/wordml" xmlns:wps="http://schemas.microsoft.com/office/word/2010/wordprocessingShape" mc:Ignorable="w14 w15 w16se w16cid w16 w16cex w16sdtdh wp14">
   <w:body>
     <w:p>
       <w:pPr>
@@ -778,7 +778,13 @@
               <w:rPr>
                 <w:rFonts w:ascii="Calibri" w:eastAsia="Calibri" w:hAnsi="Calibri" w:cs="Calibri"/>
               </w:rPr>
-              <w:t>FechaContratacion</w:t>
+              <w:t>Fecha</w:t>
+            </w:r>
+            <w:r>
+              <w:rPr>
+                <w:rFonts w:ascii="Calibri" w:eastAsia="Calibri" w:hAnsi="Calibri" w:cs="Calibri"/>
+              </w:rPr>
+              <w:t>Ingreso</w:t>
             </w:r>
             <w:proofErr w:type="spellEnd"/>
             <w:r>
@@ -826,6 +832,32 @@
                 <w:rFonts w:ascii="Calibri Light" w:hAnsi="Calibri Light" w:cs="Calibri Light"/>
               </w:rPr>
             </w:pPr>
+            <w:r>
+              <w:rPr>
+                <w:rFonts w:ascii="Calibri" w:eastAsia="Calibri" w:hAnsi="Calibri" w:cs="Calibri"/>
+              </w:rPr>
+              <w:t>[[</w:t>
+            </w:r>
+            <w:proofErr w:type="spellStart"/>
+            <w:r>
+              <w:rPr>
+                <w:rFonts w:ascii="Calibri" w:eastAsia="Calibri" w:hAnsi="Calibri" w:cs="Calibri"/>
+              </w:rPr>
+              <w:t>Fecha</w:t>
+            </w:r>
+            <w:r>
+              <w:rPr>
+                <w:rFonts w:ascii="Calibri" w:eastAsia="Calibri" w:hAnsi="Calibri" w:cs="Calibri"/>
+              </w:rPr>
+              <w:t>Salida</w:t>
+            </w:r>
+            <w:proofErr w:type="spellEnd"/>
+            <w:r>
+              <w:rPr>
+                <w:rFonts w:ascii="Calibri" w:eastAsia="Calibri" w:hAnsi="Calibri" w:cs="Calibri"/>
+              </w:rPr>
+              <w:t>]]</w:t>
+            </w:r>
           </w:p>
         </w:tc>
       </w:tr>
@@ -1092,23 +1124,7 @@
           <w:rFonts w:ascii="Calibri Light" w:hAnsi="Calibri Light" w:cs="Calibri Light"/>
           <w:bCs/>
         </w:rPr>
-        <w:t xml:space="preserve"> con cédula de </w:t>
-      </w:r>
-      <w:proofErr w:type="gramStart"/>
-      <w:r>
-        <w:rPr>
-          <w:rFonts w:ascii="Calibri Light" w:hAnsi="Calibri Light" w:cs="Calibri Light"/>
-          <w:bCs/>
-        </w:rPr>
-        <w:t>ciudadanía  No</w:t>
-      </w:r>
-      <w:proofErr w:type="gramEnd"/>
-      <w:r>
-        <w:rPr>
-          <w:rFonts w:ascii="Calibri Light" w:hAnsi="Calibri Light" w:cs="Calibri Light"/>
-          <w:bCs/>
-        </w:rPr>
-        <w:t>.</w:t>
+        <w:t xml:space="preserve"> con cédula de ciudadanía No.</w:t>
       </w:r>
       <w:r>
         <w:rPr>
@@ -1154,27 +1170,20 @@
         <w:rPr>
           <w:rFonts w:ascii="Calibri" w:eastAsia="Calibri" w:hAnsi="Calibri" w:cs="Calibri"/>
         </w:rPr>
-        <w:t>CiudadWork</w:t>
+        <w:t>Ciudad</w:t>
+      </w:r>
+      <w:r>
+        <w:rPr>
+          <w:rFonts w:ascii="Calibri" w:eastAsia="Calibri" w:hAnsi="Calibri" w:cs="Calibri"/>
+        </w:rPr>
+        <w:t>Expedicion</w:t>
       </w:r>
       <w:proofErr w:type="spellEnd"/>
       <w:r>
         <w:rPr>
           <w:rFonts w:ascii="Calibri" w:eastAsia="Calibri" w:hAnsi="Calibri" w:cs="Calibri"/>
         </w:rPr>
-        <w:t>]</w:t>
-      </w:r>
-      <w:proofErr w:type="gramStart"/>
-      <w:r>
-        <w:rPr>
-          <w:rFonts w:ascii="Calibri" w:eastAsia="Calibri" w:hAnsi="Calibri" w:cs="Calibri"/>
-        </w:rPr>
-        <w:t>]</w:t>
-      </w:r>
-      <w:r>
-        <w:rPr>
-          <w:rFonts w:ascii="Calibri" w:eastAsia="Calibri" w:hAnsi="Calibri" w:cs="Calibri"/>
-        </w:rPr>
-        <w:t xml:space="preserve"> </w:t>
+        <w:t>]]</w:t>
       </w:r>
       <w:r>
         <w:rPr>
@@ -1183,7 +1192,6 @@
         </w:rPr>
         <w:t>,</w:t>
       </w:r>
-      <w:proofErr w:type="gramEnd"/>
       <w:r>
         <w:rPr>
           <w:rFonts w:ascii="Calibri Light" w:hAnsi="Calibri Light" w:cs="Calibri Light"/>
@@ -7185,7 +7193,7 @@
 </file>
 
 <file path=word/endnotes.xml><?xml version="1.0" encoding="utf-8"?>
-<w:endnotes xmlns:wpc="http://schemas.microsoft.com/office/word/2010/wordprocessingCanvas" xmlns:cx="http://schemas.microsoft.com/office/drawing/2014/chartex" xmlns:cx1="http://schemas.microsoft.com/office/drawing/2015/9/8/chartex" xmlns:cx2="http://schemas.microsoft.com/office/drawing/2015/10/21/chartex" xmlns:cx3="http://schemas.microsoft.com/office/drawing/2016/5/9/chartex" xmlns:cx4="http://schemas.microsoft.com/office/drawing/2016/5/10/chartex" xmlns:cx5="http://schemas.microsoft.com/office/drawing/2016/5/11/chartex" xmlns:cx6="http://schemas.microsoft.com/office/drawing/2016/5/12/chartex" xmlns:cx7="http://schemas.microsoft.com/office/drawing/2016/5/13/chartex" xmlns:cx8="http://schemas.microsoft.com/office/drawing/2016/5/14/chartex" xmlns:mc="http://schemas.openxmlformats.org/markup-compatibility/2006" xmlns:aink="http://schemas.microsoft.com/office/drawing/2016/ink" xmlns:am3d="http://schemas.microsoft.com/office/drawing/2017/model3d" xmlns:o="urn:schemas-microsoft-com:office:office" xmlns:r="http://schemas.openxmlformats.org/officeDocument/2006/relationships" xmlns:m="http://schemas.openxmlformats.org/officeDocument/2006/math" xmlns:v="urn:schemas-microsoft-com:vml" xmlns:wp14="http://schemas.microsoft.com/office/word/2010/wordprocessingDrawing" xmlns:wp="http://schemas.openxmlformats.org/drawingml/2006/wordprocessingDrawing" xmlns:w10="urn:schemas-microsoft-com:office:word" xmlns:w="http://schemas.openxmlformats.org/wordprocessingml/2006/main" xmlns:w14="http://schemas.microsoft.com/office/word/2010/wordml" xmlns:w15="http://schemas.microsoft.com/office/word/2012/wordml" xmlns:w16cex="http://schemas.microsoft.com/office/word/2018/wordml/cex" xmlns:w16cid="http://schemas.microsoft.com/office/word/2016/wordml/cid" xmlns:w16="http://schemas.microsoft.com/office/word/2018/wordml" xmlns:w16sdtdh="http://schemas.microsoft.com/office/word/2020/wordml/sdtdatahash" xmlns:w16se="http://schemas.microsoft.com/office/word/2015/wordml/symex" xmlns:wpg="http://schemas.microsoft.com/office/word/2010/wordprocessingGroup" xmlns:wpi="http://schemas.microsoft.com/office/word/2010/wordprocessingInk" xmlns:wne="http://schemas.microsoft.com/office/word/2006/wordml" xmlns:wps="http://schemas.microsoft.com/office/word/2010/wordprocessingShape" mc:Ignorable="w14 w15 w16se w16cid w16 w16cex w16sdtdh wp14">
+<w:endnotes xmlns:wpc="http://schemas.microsoft.com/office/word/2010/wordprocessingCanvas" xmlns:cx="http://schemas.microsoft.com/office/drawing/2014/chartex" xmlns:cx1="http://schemas.microsoft.com/office/drawing/2015/9/8/chartex" xmlns:cx2="http://schemas.microsoft.com/office/drawing/2015/10/21/chartex" xmlns:cx3="http://schemas.microsoft.com/office/drawing/2016/5/9/chartex" xmlns:cx4="http://schemas.microsoft.com/office/drawing/2016/5/10/chartex" xmlns:cx5="http://schemas.microsoft.com/office/drawing/2016/5/11/chartex" xmlns:cx6="http://schemas.microsoft.com/office/drawing/2016/5/12/chartex" xmlns:cx7="http://schemas.microsoft.com/office/drawing/2016/5/13/chartex" xmlns:cx8="http://schemas.microsoft.com/office/drawing/2016/5/14/chartex" xmlns:mc="http://schemas.openxmlformats.org/markup-compatibility/2006" xmlns:aink="http://schemas.microsoft.com/office/drawing/2016/ink" xmlns:am3d="http://schemas.microsoft.com/office/drawing/2017/model3d" xmlns:o="urn:schemas-microsoft-com:office:office" xmlns:oel="http://schemas.microsoft.com/office/2019/extlst" xmlns:r="http://schemas.openxmlformats.org/officeDocument/2006/relationships" xmlns:m="http://schemas.openxmlformats.org/officeDocument/2006/math" xmlns:v="urn:schemas-microsoft-com:vml" xmlns:wp14="http://schemas.microsoft.com/office/word/2010/wordprocessingDrawing" xmlns:wp="http://schemas.openxmlformats.org/drawingml/2006/wordprocessingDrawing" xmlns:w10="urn:schemas-microsoft-com:office:word" xmlns:w="http://schemas.openxmlformats.org/wordprocessingml/2006/main" xmlns:w14="http://schemas.microsoft.com/office/word/2010/wordml" xmlns:w15="http://schemas.microsoft.com/office/word/2012/wordml" xmlns:w16cex="http://schemas.microsoft.com/office/word/2018/wordml/cex" xmlns:w16cid="http://schemas.microsoft.com/office/word/2016/wordml/cid" xmlns:w16="http://schemas.microsoft.com/office/word/2018/wordml" xmlns:w16sdtdh="http://schemas.microsoft.com/office/word/2020/wordml/sdtdatahash" xmlns:w16se="http://schemas.microsoft.com/office/word/2015/wordml/symex" xmlns:wpg="http://schemas.microsoft.com/office/word/2010/wordprocessingGroup" xmlns:wpi="http://schemas.microsoft.com/office/word/2010/wordprocessingInk" xmlns:wne="http://schemas.microsoft.com/office/word/2006/wordml" xmlns:wps="http://schemas.microsoft.com/office/word/2010/wordprocessingShape" mc:Ignorable="w14 w15 w16se w16cid w16 w16cex w16sdtdh wp14">
   <w:endnote w:type="separator" w:id="-1">
     <w:p>
       <w:pPr>
@@ -7217,7 +7225,7 @@
 </file>
 
 <file path=word/footer1.xml><?xml version="1.0" encoding="utf-8"?>
-<w:ftr xmlns:wpc="http://schemas.microsoft.com/office/word/2010/wordprocessingCanvas" xmlns:cx="http://schemas.microsoft.com/office/drawing/2014/chartex" xmlns:cx1="http://schemas.microsoft.com/office/drawing/2015/9/8/chartex" xmlns:cx2="http://schemas.microsoft.com/office/drawing/2015/10/21/chartex" xmlns:cx3="http://schemas.microsoft.com/office/drawing/2016/5/9/chartex" xmlns:cx4="http://schemas.microsoft.com/office/drawing/2016/5/10/chartex" xmlns:cx5="http://schemas.microsoft.com/office/drawing/2016/5/11/chartex" xmlns:cx6="http://schemas.microsoft.com/office/drawing/2016/5/12/chartex" xmlns:cx7="http://schemas.microsoft.com/office/drawing/2016/5/13/chartex" xmlns:cx8="http://schemas.microsoft.com/office/drawing/2016/5/14/chartex" xmlns:mc="http://schemas.openxmlformats.org/markup-compatibility/2006" xmlns:aink="http://schemas.microsoft.com/office/drawing/2016/ink" xmlns:am3d="http://schemas.microsoft.com/office/drawing/2017/model3d" xmlns:o="urn:schemas-microsoft-com:office:office" xmlns:r="http://schemas.openxmlformats.org/officeDocument/2006/relationships" xmlns:m="http://schemas.openxmlformats.org/officeDocument/2006/math" xmlns:v="urn:schemas-microsoft-com:vml" xmlns:wp14="http://schemas.microsoft.com/office/word/2010/wordprocessingDrawing" xmlns:wp="http://schemas.openxmlformats.org/drawingml/2006/wordprocessingDrawing" xmlns:w10="urn:schemas-microsoft-com:office:word" xmlns:w="http://schemas.openxmlformats.org/wordprocessingml/2006/main" xmlns:w14="http://schemas.microsoft.com/office/word/2010/wordml" xmlns:w15="http://schemas.microsoft.com/office/word/2012/wordml" xmlns:w16cex="http://schemas.microsoft.com/office/word/2018/wordml/cex" xmlns:w16cid="http://schemas.microsoft.com/office/word/2016/wordml/cid" xmlns:w16="http://schemas.microsoft.com/office/word/2018/wordml" xmlns:w16sdtdh="http://schemas.microsoft.com/office/word/2020/wordml/sdtdatahash" xmlns:w16se="http://schemas.microsoft.com/office/word/2015/wordml/symex" xmlns:wpg="http://schemas.microsoft.com/office/word/2010/wordprocessingGroup" xmlns:wpi="http://schemas.microsoft.com/office/word/2010/wordprocessingInk" xmlns:wne="http://schemas.microsoft.com/office/word/2006/wordml" xmlns:wps="http://schemas.microsoft.com/office/word/2010/wordprocessingShape" mc:Ignorable="w14 w15 w16se w16cid w16 w16cex w16sdtdh wp14">
+<w:ftr xmlns:wpc="http://schemas.microsoft.com/office/word/2010/wordprocessingCanvas" xmlns:cx="http://schemas.microsoft.com/office/drawing/2014/chartex" xmlns:cx1="http://schemas.microsoft.com/office/drawing/2015/9/8/chartex" xmlns:cx2="http://schemas.microsoft.com/office/drawing/2015/10/21/chartex" xmlns:cx3="http://schemas.microsoft.com/office/drawing/2016/5/9/chartex" xmlns:cx4="http://schemas.microsoft.com/office/drawing/2016/5/10/chartex" xmlns:cx5="http://schemas.microsoft.com/office/drawing/2016/5/11/chartex" xmlns:cx6="http://schemas.microsoft.com/office/drawing/2016/5/12/chartex" xmlns:cx7="http://schemas.microsoft.com/office/drawing/2016/5/13/chartex" xmlns:cx8="http://schemas.microsoft.com/office/drawing/2016/5/14/chartex" xmlns:mc="http://schemas.openxmlformats.org/markup-compatibility/2006" xmlns:aink="http://schemas.microsoft.com/office/drawing/2016/ink" xmlns:am3d="http://schemas.microsoft.com/office/drawing/2017/model3d" xmlns:o="urn:schemas-microsoft-com:office:office" xmlns:oel="http://schemas.microsoft.com/office/2019/extlst" xmlns:r="http://schemas.openxmlformats.org/officeDocument/2006/relationships" xmlns:m="http://schemas.openxmlformats.org/officeDocument/2006/math" xmlns:v="urn:schemas-microsoft-com:vml" xmlns:wp14="http://schemas.microsoft.com/office/word/2010/wordprocessingDrawing" xmlns:wp="http://schemas.openxmlformats.org/drawingml/2006/wordprocessingDrawing" xmlns:w10="urn:schemas-microsoft-com:office:word" xmlns:w="http://schemas.openxmlformats.org/wordprocessingml/2006/main" xmlns:w14="http://schemas.microsoft.com/office/word/2010/wordml" xmlns:w15="http://schemas.microsoft.com/office/word/2012/wordml" xmlns:w16cex="http://schemas.microsoft.com/office/word/2018/wordml/cex" xmlns:w16cid="http://schemas.microsoft.com/office/word/2016/wordml/cid" xmlns:w16="http://schemas.microsoft.com/office/word/2018/wordml" xmlns:w16sdtdh="http://schemas.microsoft.com/office/word/2020/wordml/sdtdatahash" xmlns:w16se="http://schemas.microsoft.com/office/word/2015/wordml/symex" xmlns:wpg="http://schemas.microsoft.com/office/word/2010/wordprocessingGroup" xmlns:wpi="http://schemas.microsoft.com/office/word/2010/wordprocessingInk" xmlns:wne="http://schemas.microsoft.com/office/word/2006/wordml" xmlns:wps="http://schemas.microsoft.com/office/word/2010/wordprocessingShape" mc:Ignorable="w14 w15 w16se w16cid w16 w16cex w16sdtdh wp14">
   <w:p>
     <w:pPr>
       <w:pStyle w:val="Piedepgina"/>
@@ -7327,7 +7335,7 @@
             </wp:anchor>
           </w:drawing>
         </mc:Choice>
-        <mc:Fallback xmlns:oel="http://schemas.microsoft.com/office/2019/extlst" xmlns:w16du="http://schemas.microsoft.com/office/word/2023/wordml/word16du" xmlns:w16sdtfl="http://schemas.microsoft.com/office/word/2024/wordml/sdtformatlock">
+        <mc:Fallback xmlns:w16sdtfl="http://schemas.microsoft.com/office/word/2024/wordml/sdtformatlock" xmlns:w16du="http://schemas.microsoft.com/office/word/2023/wordml/word16du">
           <w:pict>
             <v:shapetype w14:anchorId="3CD1AF0C" id="_x0000_t202" coordsize="21600,21600" o:spt="202" path="m,l,21600r21600,l21600,xe">
               <v:stroke joinstyle="miter"/>
@@ -7395,7 +7403,7 @@
 </file>
 
 <file path=word/footnotes.xml><?xml version="1.0" encoding="utf-8"?>
-<w:footnotes xmlns:wpc="http://schemas.microsoft.com/office/word/2010/wordprocessingCanvas" xmlns:cx="http://schemas.microsoft.com/office/drawing/2014/chartex" xmlns:cx1="http://schemas.microsoft.com/office/drawing/2015/9/8/chartex" xmlns:cx2="http://schemas.microsoft.com/office/drawing/2015/10/21/chartex" xmlns:cx3="http://schemas.microsoft.com/office/drawing/2016/5/9/chartex" xmlns:cx4="http://schemas.microsoft.com/office/drawing/2016/5/10/chartex" xmlns:cx5="http://schemas.microsoft.com/office/drawing/2016/5/11/chartex" xmlns:cx6="http://schemas.microsoft.com/office/drawing/2016/5/12/chartex" xmlns:cx7="http://schemas.microsoft.com/office/drawing/2016/5/13/chartex" xmlns:cx8="http://schemas.microsoft.com/office/drawing/2016/5/14/chartex" xmlns:mc="http://schemas.openxmlformats.org/markup-compatibility/2006" xmlns:aink="http://schemas.microsoft.com/office/drawing/2016/ink" xmlns:am3d="http://schemas.microsoft.com/office/drawing/2017/model3d" xmlns:o="urn:schemas-microsoft-com:office:office" xmlns:r="http://schemas.openxmlformats.org/officeDocument/2006/relationships" xmlns:m="http://schemas.openxmlformats.org/officeDocument/2006/math" xmlns:v="urn:schemas-microsoft-com:vml" xmlns:wp14="http://schemas.microsoft.com/office/word/2010/wordprocessingDrawing" xmlns:wp="http://schemas.openxmlformats.org/drawingml/2006/wordprocessingDrawing" xmlns:w10="urn:schemas-microsoft-com:office:word" xmlns:w="http://schemas.openxmlformats.org/wordprocessingml/2006/main" xmlns:w14="http://schemas.microsoft.com/office/word/2010/wordml" xmlns:w15="http://schemas.microsoft.com/office/word/2012/wordml" xmlns:w16cex="http://schemas.microsoft.com/office/word/2018/wordml/cex" xmlns:w16cid="http://schemas.microsoft.com/office/word/2016/wordml/cid" xmlns:w16="http://schemas.microsoft.com/office/word/2018/wordml" xmlns:w16sdtdh="http://schemas.microsoft.com/office/word/2020/wordml/sdtdatahash" xmlns:w16se="http://schemas.microsoft.com/office/word/2015/wordml/symex" xmlns:wpg="http://schemas.microsoft.com/office/word/2010/wordprocessingGroup" xmlns:wpi="http://schemas.microsoft.com/office/word/2010/wordprocessingInk" xmlns:wne="http://schemas.microsoft.com/office/word/2006/wordml" xmlns:wps="http://schemas.microsoft.com/office/word/2010/wordprocessingShape" mc:Ignorable="w14 w15 w16se w16cid w16 w16cex w16sdtdh wp14">
+<w:footnotes xmlns:wpc="http://schemas.microsoft.com/office/word/2010/wordprocessingCanvas" xmlns:cx="http://schemas.microsoft.com/office/drawing/2014/chartex" xmlns:cx1="http://schemas.microsoft.com/office/drawing/2015/9/8/chartex" xmlns:cx2="http://schemas.microsoft.com/office/drawing/2015/10/21/chartex" xmlns:cx3="http://schemas.microsoft.com/office/drawing/2016/5/9/chartex" xmlns:cx4="http://schemas.microsoft.com/office/drawing/2016/5/10/chartex" xmlns:cx5="http://schemas.microsoft.com/office/drawing/2016/5/11/chartex" xmlns:cx6="http://schemas.microsoft.com/office/drawing/2016/5/12/chartex" xmlns:cx7="http://schemas.microsoft.com/office/drawing/2016/5/13/chartex" xmlns:cx8="http://schemas.microsoft.com/office/drawing/2016/5/14/chartex" xmlns:mc="http://schemas.openxmlformats.org/markup-compatibility/2006" xmlns:aink="http://schemas.microsoft.com/office/drawing/2016/ink" xmlns:am3d="http://schemas.microsoft.com/office/drawing/2017/model3d" xmlns:o="urn:schemas-microsoft-com:office:office" xmlns:oel="http://schemas.microsoft.com/office/2019/extlst" xmlns:r="http://schemas.openxmlformats.org/officeDocument/2006/relationships" xmlns:m="http://schemas.openxmlformats.org/officeDocument/2006/math" xmlns:v="urn:schemas-microsoft-com:vml" xmlns:wp14="http://schemas.microsoft.com/office/word/2010/wordprocessingDrawing" xmlns:wp="http://schemas.openxmlformats.org/drawingml/2006/wordprocessingDrawing" xmlns:w10="urn:schemas-microsoft-com:office:word" xmlns:w="http://schemas.openxmlformats.org/wordprocessingml/2006/main" xmlns:w14="http://schemas.microsoft.com/office/word/2010/wordml" xmlns:w15="http://schemas.microsoft.com/office/word/2012/wordml" xmlns:w16cex="http://schemas.microsoft.com/office/word/2018/wordml/cex" xmlns:w16cid="http://schemas.microsoft.com/office/word/2016/wordml/cid" xmlns:w16="http://schemas.microsoft.com/office/word/2018/wordml" xmlns:w16sdtdh="http://schemas.microsoft.com/office/word/2020/wordml/sdtdatahash" xmlns:w16se="http://schemas.microsoft.com/office/word/2015/wordml/symex" xmlns:wpg="http://schemas.microsoft.com/office/word/2010/wordprocessingGroup" xmlns:wpi="http://schemas.microsoft.com/office/word/2010/wordprocessingInk" xmlns:wne="http://schemas.microsoft.com/office/word/2006/wordml" xmlns:wps="http://schemas.microsoft.com/office/word/2010/wordprocessingShape" mc:Ignorable="w14 w15 w16se w16cid w16 w16cex w16sdtdh wp14">
   <w:footnote w:type="separator" w:id="-1">
     <w:p>
       <w:pPr>
@@ -7427,7 +7435,7 @@
 </file>
 
 <file path=word/header1.xml><?xml version="1.0" encoding="utf-8"?>
-<w:hdr xmlns:wpc="http://schemas.microsoft.com/office/word/2010/wordprocessingCanvas" xmlns:cx="http://schemas.microsoft.com/office/drawing/2014/chartex" xmlns:cx1="http://schemas.microsoft.com/office/drawing/2015/9/8/chartex" xmlns:cx2="http://schemas.microsoft.com/office/drawing/2015/10/21/chartex" xmlns:cx3="http://schemas.microsoft.com/office/drawing/2016/5/9/chartex" xmlns:cx4="http://schemas.microsoft.com/office/drawing/2016/5/10/chartex" xmlns:cx5="http://schemas.microsoft.com/office/drawing/2016/5/11/chartex" xmlns:cx6="http://schemas.microsoft.com/office/drawing/2016/5/12/chartex" xmlns:cx7="http://schemas.microsoft.com/office/drawing/2016/5/13/chartex" xmlns:cx8="http://schemas.microsoft.com/office/drawing/2016/5/14/chartex" xmlns:mc="http://schemas.openxmlformats.org/markup-compatibility/2006" xmlns:aink="http://schemas.microsoft.com/office/drawing/2016/ink" xmlns:am3d="http://schemas.microsoft.com/office/drawing/2017/model3d" xmlns:o="urn:schemas-microsoft-com:office:office" xmlns:r="http://schemas.openxmlformats.org/officeDocument/2006/relationships" xmlns:m="http://schemas.openxmlformats.org/officeDocument/2006/math" xmlns:v="urn:schemas-microsoft-com:vml" xmlns:wp14="http://schemas.microsoft.com/office/word/2010/wordprocessingDrawing" xmlns:wp="http://schemas.openxmlformats.org/drawingml/2006/wordprocessingDrawing" xmlns:w10="urn:schemas-microsoft-com:office:word" xmlns:w="http://schemas.openxmlformats.org/wordprocessingml/2006/main" xmlns:w14="http://schemas.microsoft.com/office/word/2010/wordml" xmlns:w15="http://schemas.microsoft.com/office/word/2012/wordml" xmlns:w16cex="http://schemas.microsoft.com/office/word/2018/wordml/cex" xmlns:w16cid="http://schemas.microsoft.com/office/word/2016/wordml/cid" xmlns:w16="http://schemas.microsoft.com/office/word/2018/wordml" xmlns:w16sdtdh="http://schemas.microsoft.com/office/word/2020/wordml/sdtdatahash" xmlns:w16se="http://schemas.microsoft.com/office/word/2015/wordml/symex" xmlns:wpg="http://schemas.microsoft.com/office/word/2010/wordprocessingGroup" xmlns:wpi="http://schemas.microsoft.com/office/word/2010/wordprocessingInk" xmlns:wne="http://schemas.microsoft.com/office/word/2006/wordml" xmlns:wps="http://schemas.microsoft.com/office/word/2010/wordprocessingShape" mc:Ignorable="w14 w15 w16se w16cid w16 w16cex w16sdtdh wp14">
+<w:hdr xmlns:wpc="http://schemas.microsoft.com/office/word/2010/wordprocessingCanvas" xmlns:cx="http://schemas.microsoft.com/office/drawing/2014/chartex" xmlns:cx1="http://schemas.microsoft.com/office/drawing/2015/9/8/chartex" xmlns:cx2="http://schemas.microsoft.com/office/drawing/2015/10/21/chartex" xmlns:cx3="http://schemas.microsoft.com/office/drawing/2016/5/9/chartex" xmlns:cx4="http://schemas.microsoft.com/office/drawing/2016/5/10/chartex" xmlns:cx5="http://schemas.microsoft.com/office/drawing/2016/5/11/chartex" xmlns:cx6="http://schemas.microsoft.com/office/drawing/2016/5/12/chartex" xmlns:cx7="http://schemas.microsoft.com/office/drawing/2016/5/13/chartex" xmlns:cx8="http://schemas.microsoft.com/office/drawing/2016/5/14/chartex" xmlns:mc="http://schemas.openxmlformats.org/markup-compatibility/2006" xmlns:aink="http://schemas.microsoft.com/office/drawing/2016/ink" xmlns:am3d="http://schemas.microsoft.com/office/drawing/2017/model3d" xmlns:o="urn:schemas-microsoft-com:office:office" xmlns:oel="http://schemas.microsoft.com/office/2019/extlst" xmlns:r="http://schemas.openxmlformats.org/officeDocument/2006/relationships" xmlns:m="http://schemas.openxmlformats.org/officeDocument/2006/math" xmlns:v="urn:schemas-microsoft-com:vml" xmlns:wp14="http://schemas.microsoft.com/office/word/2010/wordprocessingDrawing" xmlns:wp="http://schemas.openxmlformats.org/drawingml/2006/wordprocessingDrawing" xmlns:w10="urn:schemas-microsoft-com:office:word" xmlns:w="http://schemas.openxmlformats.org/wordprocessingml/2006/main" xmlns:w14="http://schemas.microsoft.com/office/word/2010/wordml" xmlns:w15="http://schemas.microsoft.com/office/word/2012/wordml" xmlns:w16cex="http://schemas.microsoft.com/office/word/2018/wordml/cex" xmlns:w16cid="http://schemas.microsoft.com/office/word/2016/wordml/cid" xmlns:w16="http://schemas.microsoft.com/office/word/2018/wordml" xmlns:w16sdtdh="http://schemas.microsoft.com/office/word/2020/wordml/sdtdatahash" xmlns:w16se="http://schemas.microsoft.com/office/word/2015/wordml/symex" xmlns:wpg="http://schemas.microsoft.com/office/word/2010/wordprocessingGroup" xmlns:wpi="http://schemas.microsoft.com/office/word/2010/wordprocessingInk" xmlns:wne="http://schemas.microsoft.com/office/word/2006/wordml" xmlns:wps="http://schemas.microsoft.com/office/word/2010/wordprocessingShape" mc:Ignorable="w14 w15 w16se w16cid w16 w16cex w16sdtdh wp14">
   <w:p>
     <w:pPr>
       <w:pStyle w:val="Encabezado"/>
@@ -7540,7 +7548,7 @@
 </file>
 
 <file path=word/numbering.xml><?xml version="1.0" encoding="utf-8"?>
-<w:numbering xmlns:wpc="http://schemas.microsoft.com/office/word/2010/wordprocessingCanvas" xmlns:cx="http://schemas.microsoft.com/office/drawing/2014/chartex" xmlns:cx1="http://schemas.microsoft.com/office/drawing/2015/9/8/chartex" xmlns:cx2="http://schemas.microsoft.com/office/drawing/2015/10/21/chartex" xmlns:cx3="http://schemas.microsoft.com/office/drawing/2016/5/9/chartex" xmlns:cx4="http://schemas.microsoft.com/office/drawing/2016/5/10/chartex" xmlns:cx5="http://schemas.microsoft.com/office/drawing/2016/5/11/chartex" xmlns:cx6="http://schemas.microsoft.com/office/drawing/2016/5/12/chartex" xmlns:cx7="http://schemas.microsoft.com/office/drawing/2016/5/13/chartex" xmlns:cx8="http://schemas.microsoft.com/office/drawing/2016/5/14/chartex" xmlns:mc="http://schemas.openxmlformats.org/markup-compatibility/2006" xmlns:aink="http://schemas.microsoft.com/office/drawing/2016/ink" xmlns:am3d="http://schemas.microsoft.com/office/drawing/2017/model3d" xmlns:o="urn:schemas-microsoft-com:office:office" xmlns:r="http://schemas.openxmlformats.org/officeDocument/2006/relationships" xmlns:m="http://schemas.openxmlformats.org/officeDocument/2006/math" xmlns:v="urn:schemas-microsoft-com:vml" xmlns:wp14="http://schemas.microsoft.com/office/word/2010/wordprocessingDrawing" xmlns:wp="http://schemas.openxmlformats.org/drawingml/2006/wordprocessingDrawing" xmlns:w10="urn:schemas-microsoft-com:office:word" xmlns:w="http://schemas.openxmlformats.org/wordprocessingml/2006/main" xmlns:w14="http://schemas.microsoft.com/office/word/2010/wordml" xmlns:w15="http://schemas.microsoft.com/office/word/2012/wordml" xmlns:w16cex="http://schemas.microsoft.com/office/word/2018/wordml/cex" xmlns:w16cid="http://schemas.microsoft.com/office/word/2016/wordml/cid" xmlns:w16="http://schemas.microsoft.com/office/word/2018/wordml" xmlns:w16sdtdh="http://schemas.microsoft.com/office/word/2020/wordml/sdtdatahash" xmlns:w16se="http://schemas.microsoft.com/office/word/2015/wordml/symex" xmlns:wpg="http://schemas.microsoft.com/office/word/2010/wordprocessingGroup" xmlns:wpi="http://schemas.microsoft.com/office/word/2010/wordprocessingInk" xmlns:wne="http://schemas.microsoft.com/office/word/2006/wordml" xmlns:wps="http://schemas.microsoft.com/office/word/2010/wordprocessingShape" mc:Ignorable="w14 w15 w16se w16cid w16 w16cex w16sdtdh wp14">
+<w:numbering xmlns:wpc="http://schemas.microsoft.com/office/word/2010/wordprocessingCanvas" xmlns:cx="http://schemas.microsoft.com/office/drawing/2014/chartex" xmlns:cx1="http://schemas.microsoft.com/office/drawing/2015/9/8/chartex" xmlns:cx2="http://schemas.microsoft.com/office/drawing/2015/10/21/chartex" xmlns:cx3="http://schemas.microsoft.com/office/drawing/2016/5/9/chartex" xmlns:cx4="http://schemas.microsoft.com/office/drawing/2016/5/10/chartex" xmlns:cx5="http://schemas.microsoft.com/office/drawing/2016/5/11/chartex" xmlns:cx6="http://schemas.microsoft.com/office/drawing/2016/5/12/chartex" xmlns:cx7="http://schemas.microsoft.com/office/drawing/2016/5/13/chartex" xmlns:cx8="http://schemas.microsoft.com/office/drawing/2016/5/14/chartex" xmlns:mc="http://schemas.openxmlformats.org/markup-compatibility/2006" xmlns:aink="http://schemas.microsoft.com/office/drawing/2016/ink" xmlns:am3d="http://schemas.microsoft.com/office/drawing/2017/model3d" xmlns:o="urn:schemas-microsoft-com:office:office" xmlns:oel="http://schemas.microsoft.com/office/2019/extlst" xmlns:r="http://schemas.openxmlformats.org/officeDocument/2006/relationships" xmlns:m="http://schemas.openxmlformats.org/officeDocument/2006/math" xmlns:v="urn:schemas-microsoft-com:vml" xmlns:wp14="http://schemas.microsoft.com/office/word/2010/wordprocessingDrawing" xmlns:wp="http://schemas.openxmlformats.org/drawingml/2006/wordprocessingDrawing" xmlns:w10="urn:schemas-microsoft-com:office:word" xmlns:w="http://schemas.openxmlformats.org/wordprocessingml/2006/main" xmlns:w14="http://schemas.microsoft.com/office/word/2010/wordml" xmlns:w15="http://schemas.microsoft.com/office/word/2012/wordml" xmlns:w16cex="http://schemas.microsoft.com/office/word/2018/wordml/cex" xmlns:w16cid="http://schemas.microsoft.com/office/word/2016/wordml/cid" xmlns:w16="http://schemas.microsoft.com/office/word/2018/wordml" xmlns:w16sdtdh="http://schemas.microsoft.com/office/word/2020/wordml/sdtdatahash" xmlns:w16se="http://schemas.microsoft.com/office/word/2015/wordml/symex" xmlns:wpg="http://schemas.microsoft.com/office/word/2010/wordprocessingGroup" xmlns:wpi="http://schemas.microsoft.com/office/word/2010/wordprocessingInk" xmlns:wne="http://schemas.microsoft.com/office/word/2006/wordml" xmlns:wps="http://schemas.microsoft.com/office/word/2010/wordprocessingShape" mc:Ignorable="w14 w15 w16se w16cid w16 w16cex w16sdtdh wp14">
   <w:abstractNum w:abstractNumId="0" w15:restartNumberingAfterBreak="0">
     <w:nsid w:val="05484FEC"/>
     <w:multiLevelType w:val="hybridMultilevel"/>
@@ -11134,82 +11142,82 @@
       </w:rPr>
     </w:lvl>
   </w:abstractNum>
-  <w:num w:numId="1">
+  <w:num w:numId="1" w16cid:durableId="1689792201">
     <w:abstractNumId w:val="32"/>
   </w:num>
-  <w:num w:numId="2">
+  <w:num w:numId="2" w16cid:durableId="1364211798">
     <w:abstractNumId w:val="22"/>
   </w:num>
-  <w:num w:numId="3">
+  <w:num w:numId="3" w16cid:durableId="1343125621">
     <w:abstractNumId w:val="28"/>
   </w:num>
-  <w:num w:numId="4">
+  <w:num w:numId="4" w16cid:durableId="621571558">
     <w:abstractNumId w:val="30"/>
   </w:num>
-  <w:num w:numId="5">
+  <w:num w:numId="5" w16cid:durableId="2065986740">
     <w:abstractNumId w:val="4"/>
   </w:num>
-  <w:num w:numId="6">
+  <w:num w:numId="6" w16cid:durableId="1927692984">
     <w:abstractNumId w:val="15"/>
   </w:num>
-  <w:num w:numId="7">
+  <w:num w:numId="7" w16cid:durableId="339357347">
     <w:abstractNumId w:val="17"/>
   </w:num>
-  <w:num w:numId="8">
+  <w:num w:numId="8" w16cid:durableId="1811361219">
     <w:abstractNumId w:val="7"/>
   </w:num>
-  <w:num w:numId="9">
+  <w:num w:numId="9" w16cid:durableId="811140365">
     <w:abstractNumId w:val="14"/>
   </w:num>
-  <w:num w:numId="10">
+  <w:num w:numId="10" w16cid:durableId="2087678039">
     <w:abstractNumId w:val="3"/>
   </w:num>
-  <w:num w:numId="11">
+  <w:num w:numId="11" w16cid:durableId="240411979">
     <w:abstractNumId w:val="26"/>
   </w:num>
-  <w:num w:numId="12">
+  <w:num w:numId="12" w16cid:durableId="548078005">
     <w:abstractNumId w:val="29"/>
   </w:num>
-  <w:num w:numId="13">
+  <w:num w:numId="13" w16cid:durableId="555698475">
     <w:abstractNumId w:val="9"/>
   </w:num>
-  <w:num w:numId="14">
+  <w:num w:numId="14" w16cid:durableId="1497064983">
     <w:abstractNumId w:val="8"/>
   </w:num>
-  <w:num w:numId="15">
+  <w:num w:numId="15" w16cid:durableId="1533810953">
     <w:abstractNumId w:val="21"/>
   </w:num>
-  <w:num w:numId="16">
+  <w:num w:numId="16" w16cid:durableId="140193318">
     <w:abstractNumId w:val="19"/>
   </w:num>
-  <w:num w:numId="17">
+  <w:num w:numId="17" w16cid:durableId="1121220292">
     <w:abstractNumId w:val="16"/>
   </w:num>
-  <w:num w:numId="18">
+  <w:num w:numId="18" w16cid:durableId="1540127643">
     <w:abstractNumId w:val="18"/>
   </w:num>
-  <w:num w:numId="19">
+  <w:num w:numId="19" w16cid:durableId="787552133">
     <w:abstractNumId w:val="0"/>
   </w:num>
-  <w:num w:numId="20">
+  <w:num w:numId="20" w16cid:durableId="1937397973">
     <w:abstractNumId w:val="12"/>
   </w:num>
-  <w:num w:numId="21">
+  <w:num w:numId="21" w16cid:durableId="1422524779">
     <w:abstractNumId w:val="20"/>
   </w:num>
-  <w:num w:numId="22">
+  <w:num w:numId="22" w16cid:durableId="1121341780">
     <w:abstractNumId w:val="10"/>
   </w:num>
-  <w:num w:numId="23">
+  <w:num w:numId="23" w16cid:durableId="750156077">
     <w:abstractNumId w:val="2"/>
   </w:num>
-  <w:num w:numId="24">
+  <w:num w:numId="24" w16cid:durableId="241379772">
     <w:abstractNumId w:val="1"/>
   </w:num>
-  <w:num w:numId="25">
+  <w:num w:numId="25" w16cid:durableId="483469932">
     <w:abstractNumId w:val="23"/>
   </w:num>
-  <w:num w:numId="26">
+  <w:num w:numId="26" w16cid:durableId="1573388560">
     <w:abstractNumId w:val="13"/>
     <w:lvlOverride w:ilvl="0">
       <w:startOverride w:val="1"/>
@@ -11239,16 +11247,16 @@
       <w:startOverride w:val="1"/>
     </w:lvlOverride>
   </w:num>
-  <w:num w:numId="27">
+  <w:num w:numId="27" w16cid:durableId="1919825584">
     <w:abstractNumId w:val="24"/>
   </w:num>
-  <w:num w:numId="28">
+  <w:num w:numId="28" w16cid:durableId="1927837720">
     <w:abstractNumId w:val="5"/>
   </w:num>
-  <w:num w:numId="29">
+  <w:num w:numId="29" w16cid:durableId="2114741176">
     <w:abstractNumId w:val="6"/>
   </w:num>
-  <w:num w:numId="30">
+  <w:num w:numId="30" w16cid:durableId="1412505089">
     <w:abstractNumId w:val="27"/>
     <w:lvlOverride w:ilvl="0">
       <w:startOverride w:val="1"/>
@@ -11278,7 +11286,7 @@
       <w:startOverride w:val="1"/>
     </w:lvlOverride>
   </w:num>
-  <w:num w:numId="31">
+  <w:num w:numId="31" w16cid:durableId="881475109">
     <w:abstractNumId w:val="25"/>
     <w:lvlOverride w:ilvl="0">
       <w:startOverride w:val="1"/>
@@ -11308,10 +11316,10 @@
       <w:startOverride w:val="1"/>
     </w:lvlOverride>
   </w:num>
-  <w:num w:numId="32">
+  <w:num w:numId="32" w16cid:durableId="73743445">
     <w:abstractNumId w:val="11"/>
   </w:num>
-  <w:num w:numId="33">
+  <w:num w:numId="33" w16cid:durableId="1418016571">
     <w:abstractNumId w:val="31"/>
   </w:num>
 </w:numbering>
@@ -12583,6 +12591,26 @@
 </file>
 
 <file path=customXml/item1.xml><?xml version="1.0" encoding="utf-8"?>
+<?mso-contentType ?>
+<FormTemplates xmlns="http://schemas.microsoft.com/sharepoint/v3/contenttype/forms">
+  <Display>DocumentLibraryForm</Display>
+  <Edit>DocumentLibraryForm</Edit>
+  <New>DocumentLibraryForm</New>
+</FormTemplates>
+</file>
+
+<file path=customXml/item2.xml><?xml version="1.0" encoding="utf-8"?>
+<p:properties xmlns:p="http://schemas.microsoft.com/office/2006/metadata/properties" xmlns:xsi="http://www.w3.org/2001/XMLSchema-instance" xmlns:pc="http://schemas.microsoft.com/office/infopath/2007/PartnerControls">
+  <documentManagement>
+    <TaxCatchAll xmlns="066ccb5b-8359-4381-bc69-015bbf4ecd57" xsi:nil="true"/>
+    <lcf76f155ced4ddcb4097134ff3c332f xmlns="d861acd4-5958-4b32-8562-fdadb39bd713">
+      <Terms xmlns="http://schemas.microsoft.com/office/infopath/2007/PartnerControls"/>
+    </lcf76f155ced4ddcb4097134ff3c332f>
+  </documentManagement>
+</p:properties>
+</file>
+
+<file path=customXml/item3.xml><?xml version="1.0" encoding="utf-8"?>
 <ct:contentTypeSchema xmlns:ct="http://schemas.microsoft.com/office/2006/metadata/contentType" xmlns:ma="http://schemas.microsoft.com/office/2006/metadata/properties/metaAttributes" ct:_="" ma:_="" ma:contentTypeName="Documento" ma:contentTypeID="0x010100ADC0E8C736599C42A26D8B6E813C34E2" ma:contentTypeVersion="13" ma:contentTypeDescription="Crear nuevo documento." ma:contentTypeScope="" ma:versionID="527b740b011a8c1f4203bc2a72baddff">
   <xsd:schema xmlns:xsd="http://www.w3.org/2001/XMLSchema" xmlns:xs="http://www.w3.org/2001/XMLSchema" xmlns:p="http://schemas.microsoft.com/office/2006/metadata/properties" xmlns:ns2="d861acd4-5958-4b32-8562-fdadb39bd713" xmlns:ns3="066ccb5b-8359-4381-bc69-015bbf4ecd57" targetNamespace="http://schemas.microsoft.com/office/2006/metadata/properties" ma:root="true" ma:fieldsID="82503d6bf42c5ec6721763a5eb501459" ns2:_="" ns3:_="">
     <xsd:import namespace="d861acd4-5958-4b32-8562-fdadb39bd713"/>
@@ -12789,31 +12817,30 @@
 </ct:contentTypeSchema>
 </file>
 
-<file path=customXml/item2.xml><?xml version="1.0" encoding="utf-8"?>
-<p:properties xmlns:p="http://schemas.microsoft.com/office/2006/metadata/properties" xmlns:xsi="http://www.w3.org/2001/XMLSchema-instance" xmlns:pc="http://schemas.microsoft.com/office/infopath/2007/PartnerControls">
-  <documentManagement>
-    <TaxCatchAll xmlns="066ccb5b-8359-4381-bc69-015bbf4ecd57" xsi:nil="true"/>
-    <lcf76f155ced4ddcb4097134ff3c332f xmlns="d861acd4-5958-4b32-8562-fdadb39bd713">
-      <Terms xmlns="http://schemas.microsoft.com/office/infopath/2007/PartnerControls"/>
-    </lcf76f155ced4ddcb4097134ff3c332f>
-  </documentManagement>
-</p:properties>
-</file>
-
-<file path=customXml/item3.xml><?xml version="1.0" encoding="utf-8"?>
-<?mso-contentType ?>
-<FormTemplates xmlns="http://schemas.microsoft.com/sharepoint/v3/contenttype/forms">
-  <Display>DocumentLibraryForm</Display>
-  <Edit>DocumentLibraryForm</Edit>
-  <New>DocumentLibraryForm</New>
-</FormTemplates>
-</file>
-
 <file path=customXml/item4.xml><?xml version="1.0" encoding="utf-8"?>
 <b:Sources xmlns:b="http://schemas.openxmlformats.org/officeDocument/2006/bibliography" xmlns="http://schemas.openxmlformats.org/officeDocument/2006/bibliography" SelectedStyle="\APASixthEditionOfficeOnline.xsl" StyleName="APA" Version="6"/>
 </file>
 
 <file path=customXml/itemProps1.xml><?xml version="1.0" encoding="utf-8"?>
+<ds:datastoreItem xmlns:ds="http://schemas.openxmlformats.org/officeDocument/2006/customXml" ds:itemID="{9224B5AD-2AA2-4170-B0F2-AB98E2632C94}">
+  <ds:schemaRefs>
+    <ds:schemaRef ds:uri="http://schemas.microsoft.com/sharepoint/v3/contenttype/forms"/>
+  </ds:schemaRefs>
+</ds:datastoreItem>
+</file>
+
+<file path=customXml/itemProps2.xml><?xml version="1.0" encoding="utf-8"?>
+<ds:datastoreItem xmlns:ds="http://schemas.openxmlformats.org/officeDocument/2006/customXml" ds:itemID="{C1A1430D-66B4-46C8-9ABC-B4ED2BE74C3C}">
+  <ds:schemaRefs>
+    <ds:schemaRef ds:uri="http://schemas.microsoft.com/office/2006/metadata/properties"/>
+    <ds:schemaRef ds:uri="http://schemas.microsoft.com/office/infopath/2007/PartnerControls"/>
+    <ds:schemaRef ds:uri="066ccb5b-8359-4381-bc69-015bbf4ecd57"/>
+    <ds:schemaRef ds:uri="d861acd4-5958-4b32-8562-fdadb39bd713"/>
+  </ds:schemaRefs>
+</ds:datastoreItem>
+</file>
+
+<file path=customXml/itemProps3.xml><?xml version="1.0" encoding="utf-8"?>
 <ds:datastoreItem xmlns:ds="http://schemas.openxmlformats.org/officeDocument/2006/customXml" ds:itemID="{F7124DEF-F927-4FD5-8347-44E7790B27C3}">
   <ds:schemaRefs>
     <ds:schemaRef ds:uri="http://schemas.microsoft.com/office/2006/metadata/contentType"/>
@@ -12832,25 +12859,6 @@
 </ds:datastoreItem>
 </file>
 
-<file path=customXml/itemProps2.xml><?xml version="1.0" encoding="utf-8"?>
-<ds:datastoreItem xmlns:ds="http://schemas.openxmlformats.org/officeDocument/2006/customXml" ds:itemID="{C1A1430D-66B4-46C8-9ABC-B4ED2BE74C3C}">
-  <ds:schemaRefs>
-    <ds:schemaRef ds:uri="http://schemas.microsoft.com/office/2006/metadata/properties"/>
-    <ds:schemaRef ds:uri="http://schemas.microsoft.com/office/infopath/2007/PartnerControls"/>
-    <ds:schemaRef ds:uri="066ccb5b-8359-4381-bc69-015bbf4ecd57"/>
-    <ds:schemaRef ds:uri="d861acd4-5958-4b32-8562-fdadb39bd713"/>
-  </ds:schemaRefs>
-</ds:datastoreItem>
-</file>
-
-<file path=customXml/itemProps3.xml><?xml version="1.0" encoding="utf-8"?>
-<ds:datastoreItem xmlns:ds="http://schemas.openxmlformats.org/officeDocument/2006/customXml" ds:itemID="{9224B5AD-2AA2-4170-B0F2-AB98E2632C94}">
-  <ds:schemaRefs>
-    <ds:schemaRef ds:uri="http://schemas.microsoft.com/sharepoint/v3/contenttype/forms"/>
-  </ds:schemaRefs>
-</ds:datastoreItem>
-</file>
-
 <file path=customXml/itemProps4.xml><?xml version="1.0" encoding="utf-8"?>
 <ds:datastoreItem xmlns:ds="http://schemas.openxmlformats.org/officeDocument/2006/customXml" ds:itemID="{FF747318-EE72-456F-AB6B-227B821F7F38}">
   <ds:schemaRefs>

--- a/webapp/templates/word/Contrato_Aprendizaje_Productivo.docx
+++ b/webapp/templates/word/Contrato_Aprendizaje_Productivo.docx
@@ -202,23 +202,7 @@
                 <w:rFonts w:ascii="Calibri Light" w:hAnsi="Calibri Light" w:cs="Calibri Light"/>
                 <w:snapToGrid w:val="0"/>
               </w:rPr>
-              <w:t xml:space="preserve">CALLE 93 B </w:t>
-            </w:r>
-            <w:proofErr w:type="spellStart"/>
-            <w:r>
-              <w:rPr>
-                <w:rFonts w:ascii="Calibri Light" w:hAnsi="Calibri Light" w:cs="Calibri Light"/>
-                <w:snapToGrid w:val="0"/>
-              </w:rPr>
-              <w:t>N°</w:t>
-            </w:r>
-            <w:proofErr w:type="spellEnd"/>
-            <w:r>
-              <w:rPr>
-                <w:rFonts w:ascii="Calibri Light" w:hAnsi="Calibri Light" w:cs="Calibri Light"/>
-                <w:snapToGrid w:val="0"/>
-              </w:rPr>
-              <w:t xml:space="preserve"> 18- 12 </w:t>
+              <w:t xml:space="preserve">CALLE 93 B N° 18- 12 </w:t>
             </w:r>
           </w:p>
         </w:tc>
@@ -591,21 +575,7 @@
               <w:rPr>
                 <w:rFonts w:ascii="Calibri" w:eastAsia="Calibri" w:hAnsi="Calibri" w:cs="Calibri"/>
               </w:rPr>
-              <w:t>[[</w:t>
-            </w:r>
-            <w:proofErr w:type="spellStart"/>
-            <w:r>
-              <w:rPr>
-                <w:rFonts w:ascii="Calibri" w:eastAsia="Calibri" w:hAnsi="Calibri" w:cs="Calibri"/>
-              </w:rPr>
-              <w:t>FechaNacimiento</w:t>
-            </w:r>
-            <w:proofErr w:type="spellEnd"/>
-            <w:r>
-              <w:rPr>
-                <w:rFonts w:ascii="Calibri" w:eastAsia="Calibri" w:hAnsi="Calibri" w:cs="Calibri"/>
-              </w:rPr>
-              <w:t>]]</w:t>
+              <w:t>[[FechaNacimiento]]</w:t>
             </w:r>
           </w:p>
         </w:tc>
@@ -650,21 +620,7 @@
               <w:rPr>
                 <w:rFonts w:ascii="Calibri" w:eastAsia="Calibri" w:hAnsi="Calibri" w:cs="Calibri"/>
               </w:rPr>
-              <w:t>[[</w:t>
-            </w:r>
-            <w:proofErr w:type="spellStart"/>
-            <w:r>
-              <w:rPr>
-                <w:rFonts w:ascii="Calibri" w:eastAsia="Calibri" w:hAnsi="Calibri" w:cs="Calibri"/>
-              </w:rPr>
-              <w:t>Direccion</w:t>
-            </w:r>
-            <w:proofErr w:type="spellEnd"/>
-            <w:r>
-              <w:rPr>
-                <w:rFonts w:ascii="Calibri" w:eastAsia="Calibri" w:hAnsi="Calibri" w:cs="Calibri"/>
-              </w:rPr>
-              <w:t>]]</w:t>
+              <w:t>[[Direccion]]</w:t>
             </w:r>
           </w:p>
         </w:tc>
@@ -712,21 +668,7 @@
               <w:rPr>
                 <w:rFonts w:ascii="Calibri" w:eastAsia="Calibri" w:hAnsi="Calibri" w:cs="Calibri"/>
               </w:rPr>
-              <w:t>[[</w:t>
-            </w:r>
-            <w:proofErr w:type="spellStart"/>
-            <w:r>
-              <w:rPr>
-                <w:rFonts w:ascii="Calibri" w:eastAsia="Calibri" w:hAnsi="Calibri" w:cs="Calibri"/>
-              </w:rPr>
-              <w:t>Telefono</w:t>
-            </w:r>
-            <w:proofErr w:type="spellEnd"/>
-            <w:r>
-              <w:rPr>
-                <w:rFonts w:ascii="Calibri" w:eastAsia="Calibri" w:hAnsi="Calibri" w:cs="Calibri"/>
-              </w:rPr>
-              <w:t>]]</w:t>
+              <w:t>[[Telefono]]</w:t>
             </w:r>
           </w:p>
         </w:tc>
@@ -771,14 +713,7 @@
               <w:rPr>
                 <w:rFonts w:ascii="Calibri" w:eastAsia="Calibri" w:hAnsi="Calibri" w:cs="Calibri"/>
               </w:rPr>
-              <w:t>[[</w:t>
-            </w:r>
-            <w:proofErr w:type="spellStart"/>
-            <w:r>
-              <w:rPr>
-                <w:rFonts w:ascii="Calibri" w:eastAsia="Calibri" w:hAnsi="Calibri" w:cs="Calibri"/>
-              </w:rPr>
-              <w:t>Fecha</w:t>
+              <w:t>[[Fecha</w:t>
             </w:r>
             <w:r>
               <w:rPr>
@@ -786,7 +721,6 @@
               </w:rPr>
               <w:t>Ingreso</w:t>
             </w:r>
-            <w:proofErr w:type="spellEnd"/>
             <w:r>
               <w:rPr>
                 <w:rFonts w:ascii="Calibri" w:eastAsia="Calibri" w:hAnsi="Calibri" w:cs="Calibri"/>
@@ -836,14 +770,7 @@
               <w:rPr>
                 <w:rFonts w:ascii="Calibri" w:eastAsia="Calibri" w:hAnsi="Calibri" w:cs="Calibri"/>
               </w:rPr>
-              <w:t>[[</w:t>
-            </w:r>
-            <w:proofErr w:type="spellStart"/>
-            <w:r>
-              <w:rPr>
-                <w:rFonts w:ascii="Calibri" w:eastAsia="Calibri" w:hAnsi="Calibri" w:cs="Calibri"/>
-              </w:rPr>
-              <w:t>Fecha</w:t>
+              <w:t>[[Fecha</w:t>
             </w:r>
             <w:r>
               <w:rPr>
@@ -851,7 +778,6 @@
               </w:rPr>
               <w:t>Salida</w:t>
             </w:r>
-            <w:proofErr w:type="spellEnd"/>
             <w:r>
               <w:rPr>
                 <w:rFonts w:ascii="Calibri" w:eastAsia="Calibri" w:hAnsi="Calibri" w:cs="Calibri"/>
@@ -933,21 +859,7 @@
               <w:rPr>
                 <w:rFonts w:ascii="Calibri" w:eastAsia="Calibri" w:hAnsi="Calibri" w:cs="Calibri"/>
               </w:rPr>
-              <w:t>[[</w:t>
-            </w:r>
-            <w:proofErr w:type="spellStart"/>
-            <w:r>
-              <w:rPr>
-                <w:rFonts w:ascii="Calibri" w:eastAsia="Calibri" w:hAnsi="Calibri" w:cs="Calibri"/>
-              </w:rPr>
-              <w:t>Institucion</w:t>
-            </w:r>
-            <w:proofErr w:type="spellEnd"/>
-            <w:r>
-              <w:rPr>
-                <w:rFonts w:ascii="Calibri" w:eastAsia="Calibri" w:hAnsi="Calibri" w:cs="Calibri"/>
-              </w:rPr>
-              <w:t>]]</w:t>
+              <w:t>[[Institucion]]</w:t>
             </w:r>
           </w:p>
         </w:tc>
@@ -990,6 +902,24 @@
                 <w:bCs/>
               </w:rPr>
             </w:pPr>
+            <w:r>
+              <w:rPr>
+                <w:rFonts w:ascii="Calibri" w:eastAsia="Calibri" w:hAnsi="Calibri" w:cs="Calibri"/>
+              </w:rPr>
+              <w:t>[[</w:t>
+            </w:r>
+            <w:r>
+              <w:rPr>
+                <w:rFonts w:ascii="Calibri" w:eastAsia="Calibri" w:hAnsi="Calibri" w:cs="Calibri"/>
+              </w:rPr>
+              <w:t>Nit</w:t>
+            </w:r>
+            <w:r>
+              <w:rPr>
+                <w:rFonts w:ascii="Calibri" w:eastAsia="Calibri" w:hAnsi="Calibri" w:cs="Calibri"/>
+              </w:rPr>
+              <w:t>]]</w:t>
+            </w:r>
           </w:p>
         </w:tc>
       </w:tr>
@@ -1165,7 +1095,6 @@
         </w:rPr>
         <w:t>[[</w:t>
       </w:r>
-      <w:proofErr w:type="spellStart"/>
       <w:r>
         <w:rPr>
           <w:rFonts w:ascii="Calibri" w:eastAsia="Calibri" w:hAnsi="Calibri" w:cs="Calibri"/>
@@ -1178,7 +1107,6 @@
         </w:rPr>
         <w:t>Expedicion</w:t>
       </w:r>
-      <w:proofErr w:type="spellEnd"/>
       <w:r>
         <w:rPr>
           <w:rFonts w:ascii="Calibri" w:eastAsia="Calibri" w:hAnsi="Calibri" w:cs="Calibri"/>
@@ -1362,21 +1290,7 @@
         <w:rPr>
           <w:rFonts w:ascii="Calibri" w:eastAsia="Calibri" w:hAnsi="Calibri" w:cs="Calibri"/>
         </w:rPr>
-        <w:t>[[</w:t>
-      </w:r>
-      <w:proofErr w:type="spellStart"/>
-      <w:r>
-        <w:rPr>
-          <w:rFonts w:ascii="Calibri" w:eastAsia="Calibri" w:hAnsi="Calibri" w:cs="Calibri"/>
-        </w:rPr>
-        <w:t>Institucion</w:t>
-      </w:r>
-      <w:proofErr w:type="spellEnd"/>
-      <w:r>
-        <w:rPr>
-          <w:rFonts w:ascii="Calibri" w:eastAsia="Calibri" w:hAnsi="Calibri" w:cs="Calibri"/>
-        </w:rPr>
-        <w:t>]]</w:t>
+        <w:t>[[Institucion]]</w:t>
       </w:r>
       <w:r>
         <w:rPr>
@@ -3393,21 +3307,7 @@
         <w:rPr>
           <w:rFonts w:ascii="Calibri Light" w:hAnsi="Calibri Light" w:cs="Calibri Light"/>
         </w:rPr>
-        <w:t xml:space="preserve">3.2. Mantener confidencialmente sus identificaciones, </w:t>
-      </w:r>
-      <w:proofErr w:type="spellStart"/>
-      <w:r>
-        <w:rPr>
-          <w:rFonts w:ascii="Calibri Light" w:hAnsi="Calibri Light" w:cs="Calibri Light"/>
-        </w:rPr>
-        <w:t>password</w:t>
-      </w:r>
-      <w:proofErr w:type="spellEnd"/>
-      <w:r>
-        <w:rPr>
-          <w:rFonts w:ascii="Calibri Light" w:hAnsi="Calibri Light" w:cs="Calibri Light"/>
-        </w:rPr>
-        <w:t xml:space="preserve"> y claves de acceso físico, y softwares oficiales instalados en su computadora personal o en la suministra por la </w:t>
+        <w:t xml:space="preserve">3.2. Mantener confidencialmente sus identificaciones, password y claves de acceso físico, y softwares oficiales instalados en su computadora personal o en la suministra por la </w:t>
       </w:r>
       <w:r>
         <w:rPr>
@@ -5921,39 +5821,7 @@
           <w:rFonts w:ascii="Calibri Light" w:hAnsi="Calibri Light" w:cs="Calibri Light"/>
           <w:lang w:val="es-ES"/>
         </w:rPr>
-        <w:t xml:space="preserve">Las PARTES se comprometen a cumplir todas las leyes y regulaciones vigentes, incluyendo la Ley 1778 de 2016, el FCPA, el UK </w:t>
-      </w:r>
-      <w:proofErr w:type="spellStart"/>
-      <w:r>
-        <w:rPr>
-          <w:rFonts w:ascii="Calibri Light" w:hAnsi="Calibri Light" w:cs="Calibri Light"/>
-          <w:lang w:val="es-ES"/>
-        </w:rPr>
-        <w:t>Bribery</w:t>
-      </w:r>
-      <w:proofErr w:type="spellEnd"/>
-      <w:r>
-        <w:rPr>
-          <w:rFonts w:ascii="Calibri Light" w:hAnsi="Calibri Light" w:cs="Calibri Light"/>
-          <w:lang w:val="es-ES"/>
-        </w:rPr>
-        <w:t xml:space="preserve"> </w:t>
-      </w:r>
-      <w:proofErr w:type="spellStart"/>
-      <w:r>
-        <w:rPr>
-          <w:rFonts w:ascii="Calibri Light" w:hAnsi="Calibri Light" w:cs="Calibri Light"/>
-          <w:lang w:val="es-ES"/>
-        </w:rPr>
-        <w:t>Act</w:t>
-      </w:r>
-      <w:proofErr w:type="spellEnd"/>
-      <w:r>
-        <w:rPr>
-          <w:rFonts w:ascii="Calibri Light" w:hAnsi="Calibri Light" w:cs="Calibri Light"/>
-          <w:lang w:val="es-ES"/>
-        </w:rPr>
-        <w:t xml:space="preserve"> y otras relacionadas con soborno, corrupción y conflictos de interés.</w:t>
+        <w:t>Las PARTES se comprometen a cumplir todas las leyes y regulaciones vigentes, incluyendo la Ley 1778 de 2016, el FCPA, el UK Bribery Act y otras relacionadas con soborno, corrupción y conflictos de interés.</w:t>
       </w:r>
     </w:p>
     <w:p>
@@ -6054,23 +5922,7 @@
           <w:rFonts w:ascii="Calibri Light" w:hAnsi="Calibri Light" w:cs="Calibri Light"/>
           <w:lang w:val="es-ES"/>
         </w:rPr>
-        <w:t xml:space="preserve">Las PARTES garantizarán que sus representantes no son funcionarios públicos </w:t>
-      </w:r>
-      <w:proofErr w:type="spellStart"/>
-      <w:r>
-        <w:rPr>
-          <w:rFonts w:ascii="Calibri Light" w:hAnsi="Calibri Light" w:cs="Calibri Light"/>
-          <w:lang w:val="es-ES"/>
-        </w:rPr>
-        <w:t>y</w:t>
-      </w:r>
-      <w:proofErr w:type="spellEnd"/>
-      <w:r>
-        <w:rPr>
-          <w:rFonts w:ascii="Calibri Light" w:hAnsi="Calibri Light" w:cs="Calibri Light"/>
-          <w:lang w:val="es-ES"/>
-        </w:rPr>
-        <w:t xml:space="preserve"> informarán sobre cualquier cambio en este estatus.</w:t>
+        <w:t>Las PARTES garantizarán que sus representantes no son funcionarios públicos y informarán sobre cualquier cambio en este estatus.</w:t>
       </w:r>
     </w:p>
     <w:p>
@@ -6270,23 +6122,13 @@
           <w:szCs w:val="22"/>
         </w:rPr>
       </w:pPr>
-      <w:proofErr w:type="spellStart"/>
       <w:r>
         <w:rPr>
           <w:rFonts w:ascii="Calibri Light" w:hAnsi="Calibri Light" w:cs="Calibri Light"/>
           <w:sz w:val="22"/>
           <w:szCs w:val="22"/>
         </w:rPr>
-        <w:t>ii</w:t>
-      </w:r>
-      <w:proofErr w:type="spellEnd"/>
-      <w:r>
-        <w:rPr>
-          <w:rFonts w:ascii="Calibri Light" w:hAnsi="Calibri Light" w:cs="Calibri Light"/>
-          <w:sz w:val="22"/>
-          <w:szCs w:val="22"/>
-        </w:rPr>
-        <w:t xml:space="preserve">. </w:t>
+        <w:t xml:space="preserve">ii. </w:t>
       </w:r>
       <w:r>
         <w:rPr>
@@ -6328,23 +6170,13 @@
           <w:szCs w:val="22"/>
         </w:rPr>
       </w:pPr>
-      <w:proofErr w:type="spellStart"/>
       <w:r>
         <w:rPr>
           <w:rFonts w:ascii="Calibri Light" w:hAnsi="Calibri Light" w:cs="Calibri Light"/>
           <w:sz w:val="22"/>
           <w:szCs w:val="22"/>
         </w:rPr>
-        <w:t>iii</w:t>
-      </w:r>
-      <w:proofErr w:type="spellEnd"/>
-      <w:r>
-        <w:rPr>
-          <w:rFonts w:ascii="Calibri Light" w:hAnsi="Calibri Light" w:cs="Calibri Light"/>
-          <w:sz w:val="22"/>
-          <w:szCs w:val="22"/>
-        </w:rPr>
-        <w:t xml:space="preserve">. </w:t>
+        <w:t xml:space="preserve">iii. </w:t>
       </w:r>
       <w:r>
         <w:rPr>
@@ -7335,7 +7167,7 @@
             </wp:anchor>
           </w:drawing>
         </mc:Choice>
-        <mc:Fallback xmlns:w16sdtfl="http://schemas.microsoft.com/office/word/2024/wordml/sdtformatlock" xmlns:w16du="http://schemas.microsoft.com/office/word/2023/wordml/word16du">
+        <mc:Fallback xmlns:w16du="http://schemas.microsoft.com/office/word/2023/wordml/word16du" xmlns:w16sdtfl="http://schemas.microsoft.com/office/word/2024/wordml/sdtformatlock">
           <w:pict>
             <v:shapetype w14:anchorId="3CD1AF0C" id="_x0000_t202" coordsize="21600,21600" o:spt="202" path="m,l,21600r21600,l21600,xe">
               <v:stroke joinstyle="miter"/>
@@ -12591,26 +12423,6 @@
 </file>
 
 <file path=customXml/item1.xml><?xml version="1.0" encoding="utf-8"?>
-<?mso-contentType ?>
-<FormTemplates xmlns="http://schemas.microsoft.com/sharepoint/v3/contenttype/forms">
-  <Display>DocumentLibraryForm</Display>
-  <Edit>DocumentLibraryForm</Edit>
-  <New>DocumentLibraryForm</New>
-</FormTemplates>
-</file>
-
-<file path=customXml/item2.xml><?xml version="1.0" encoding="utf-8"?>
-<p:properties xmlns:p="http://schemas.microsoft.com/office/2006/metadata/properties" xmlns:xsi="http://www.w3.org/2001/XMLSchema-instance" xmlns:pc="http://schemas.microsoft.com/office/infopath/2007/PartnerControls">
-  <documentManagement>
-    <TaxCatchAll xmlns="066ccb5b-8359-4381-bc69-015bbf4ecd57" xsi:nil="true"/>
-    <lcf76f155ced4ddcb4097134ff3c332f xmlns="d861acd4-5958-4b32-8562-fdadb39bd713">
-      <Terms xmlns="http://schemas.microsoft.com/office/infopath/2007/PartnerControls"/>
-    </lcf76f155ced4ddcb4097134ff3c332f>
-  </documentManagement>
-</p:properties>
-</file>
-
-<file path=customXml/item3.xml><?xml version="1.0" encoding="utf-8"?>
 <ct:contentTypeSchema xmlns:ct="http://schemas.microsoft.com/office/2006/metadata/contentType" xmlns:ma="http://schemas.microsoft.com/office/2006/metadata/properties/metaAttributes" ct:_="" ma:_="" ma:contentTypeName="Documento" ma:contentTypeID="0x010100ADC0E8C736599C42A26D8B6E813C34E2" ma:contentTypeVersion="13" ma:contentTypeDescription="Crear nuevo documento." ma:contentTypeScope="" ma:versionID="527b740b011a8c1f4203bc2a72baddff">
   <xsd:schema xmlns:xsd="http://www.w3.org/2001/XMLSchema" xmlns:xs="http://www.w3.org/2001/XMLSchema" xmlns:p="http://schemas.microsoft.com/office/2006/metadata/properties" xmlns:ns2="d861acd4-5958-4b32-8562-fdadb39bd713" xmlns:ns3="066ccb5b-8359-4381-bc69-015bbf4ecd57" targetNamespace="http://schemas.microsoft.com/office/2006/metadata/properties" ma:root="true" ma:fieldsID="82503d6bf42c5ec6721763a5eb501459" ns2:_="" ns3:_="">
     <xsd:import namespace="d861acd4-5958-4b32-8562-fdadb39bd713"/>
@@ -12817,30 +12629,31 @@
 </ct:contentTypeSchema>
 </file>
 
+<file path=customXml/item2.xml><?xml version="1.0" encoding="utf-8"?>
+<p:properties xmlns:p="http://schemas.microsoft.com/office/2006/metadata/properties" xmlns:xsi="http://www.w3.org/2001/XMLSchema-instance" xmlns:pc="http://schemas.microsoft.com/office/infopath/2007/PartnerControls">
+  <documentManagement>
+    <TaxCatchAll xmlns="066ccb5b-8359-4381-bc69-015bbf4ecd57" xsi:nil="true"/>
+    <lcf76f155ced4ddcb4097134ff3c332f xmlns="d861acd4-5958-4b32-8562-fdadb39bd713">
+      <Terms xmlns="http://schemas.microsoft.com/office/infopath/2007/PartnerControls"/>
+    </lcf76f155ced4ddcb4097134ff3c332f>
+  </documentManagement>
+</p:properties>
+</file>
+
+<file path=customXml/item3.xml><?xml version="1.0" encoding="utf-8"?>
+<?mso-contentType ?>
+<FormTemplates xmlns="http://schemas.microsoft.com/sharepoint/v3/contenttype/forms">
+  <Display>DocumentLibraryForm</Display>
+  <Edit>DocumentLibraryForm</Edit>
+  <New>DocumentLibraryForm</New>
+</FormTemplates>
+</file>
+
 <file path=customXml/item4.xml><?xml version="1.0" encoding="utf-8"?>
 <b:Sources xmlns:b="http://schemas.openxmlformats.org/officeDocument/2006/bibliography" xmlns="http://schemas.openxmlformats.org/officeDocument/2006/bibliography" SelectedStyle="\APASixthEditionOfficeOnline.xsl" StyleName="APA" Version="6"/>
 </file>
 
 <file path=customXml/itemProps1.xml><?xml version="1.0" encoding="utf-8"?>
-<ds:datastoreItem xmlns:ds="http://schemas.openxmlformats.org/officeDocument/2006/customXml" ds:itemID="{9224B5AD-2AA2-4170-B0F2-AB98E2632C94}">
-  <ds:schemaRefs>
-    <ds:schemaRef ds:uri="http://schemas.microsoft.com/sharepoint/v3/contenttype/forms"/>
-  </ds:schemaRefs>
-</ds:datastoreItem>
-</file>
-
-<file path=customXml/itemProps2.xml><?xml version="1.0" encoding="utf-8"?>
-<ds:datastoreItem xmlns:ds="http://schemas.openxmlformats.org/officeDocument/2006/customXml" ds:itemID="{C1A1430D-66B4-46C8-9ABC-B4ED2BE74C3C}">
-  <ds:schemaRefs>
-    <ds:schemaRef ds:uri="http://schemas.microsoft.com/office/2006/metadata/properties"/>
-    <ds:schemaRef ds:uri="http://schemas.microsoft.com/office/infopath/2007/PartnerControls"/>
-    <ds:schemaRef ds:uri="066ccb5b-8359-4381-bc69-015bbf4ecd57"/>
-    <ds:schemaRef ds:uri="d861acd4-5958-4b32-8562-fdadb39bd713"/>
-  </ds:schemaRefs>
-</ds:datastoreItem>
-</file>
-
-<file path=customXml/itemProps3.xml><?xml version="1.0" encoding="utf-8"?>
 <ds:datastoreItem xmlns:ds="http://schemas.openxmlformats.org/officeDocument/2006/customXml" ds:itemID="{F7124DEF-F927-4FD5-8347-44E7790B27C3}">
   <ds:schemaRefs>
     <ds:schemaRef ds:uri="http://schemas.microsoft.com/office/2006/metadata/contentType"/>
@@ -12859,6 +12672,25 @@
 </ds:datastoreItem>
 </file>
 
+<file path=customXml/itemProps2.xml><?xml version="1.0" encoding="utf-8"?>
+<ds:datastoreItem xmlns:ds="http://schemas.openxmlformats.org/officeDocument/2006/customXml" ds:itemID="{C1A1430D-66B4-46C8-9ABC-B4ED2BE74C3C}">
+  <ds:schemaRefs>
+    <ds:schemaRef ds:uri="http://schemas.microsoft.com/office/2006/metadata/properties"/>
+    <ds:schemaRef ds:uri="http://schemas.microsoft.com/office/infopath/2007/PartnerControls"/>
+    <ds:schemaRef ds:uri="066ccb5b-8359-4381-bc69-015bbf4ecd57"/>
+    <ds:schemaRef ds:uri="d861acd4-5958-4b32-8562-fdadb39bd713"/>
+  </ds:schemaRefs>
+</ds:datastoreItem>
+</file>
+
+<file path=customXml/itemProps3.xml><?xml version="1.0" encoding="utf-8"?>
+<ds:datastoreItem xmlns:ds="http://schemas.openxmlformats.org/officeDocument/2006/customXml" ds:itemID="{9224B5AD-2AA2-4170-B0F2-AB98E2632C94}">
+  <ds:schemaRefs>
+    <ds:schemaRef ds:uri="http://schemas.microsoft.com/sharepoint/v3/contenttype/forms"/>
+  </ds:schemaRefs>
+</ds:datastoreItem>
+</file>
+
 <file path=customXml/itemProps4.xml><?xml version="1.0" encoding="utf-8"?>
 <ds:datastoreItem xmlns:ds="http://schemas.openxmlformats.org/officeDocument/2006/customXml" ds:itemID="{FF747318-EE72-456F-AB6B-227B821F7F38}">
   <ds:schemaRefs>

--- a/webapp/templates/word/Contrato_Aprendizaje_Productivo.docx
+++ b/webapp/templates/word/Contrato_Aprendizaje_Productivo.docx
@@ -1,6 +1,6 @@
 
 <file path=word/document.xml><?xml version="1.0" encoding="utf-8"?>
-<w:document xmlns:wpc="http://schemas.microsoft.com/office/word/2010/wordprocessingCanvas" xmlns:cx="http://schemas.microsoft.com/office/drawing/2014/chartex" xmlns:cx1="http://schemas.microsoft.com/office/drawing/2015/9/8/chartex" xmlns:cx2="http://schemas.microsoft.com/office/drawing/2015/10/21/chartex" xmlns:cx3="http://schemas.microsoft.com/office/drawing/2016/5/9/chartex" xmlns:cx4="http://schemas.microsoft.com/office/drawing/2016/5/10/chartex" xmlns:cx5="http://schemas.microsoft.com/office/drawing/2016/5/11/chartex" xmlns:cx6="http://schemas.microsoft.com/office/drawing/2016/5/12/chartex" xmlns:cx7="http://schemas.microsoft.com/office/drawing/2016/5/13/chartex" xmlns:cx8="http://schemas.microsoft.com/office/drawing/2016/5/14/chartex" xmlns:mc="http://schemas.openxmlformats.org/markup-compatibility/2006" xmlns:aink="http://schemas.microsoft.com/office/drawing/2016/ink" xmlns:am3d="http://schemas.microsoft.com/office/drawing/2017/model3d" xmlns:o="urn:schemas-microsoft-com:office:office" xmlns:oel="http://schemas.microsoft.com/office/2019/extlst" xmlns:r="http://schemas.openxmlformats.org/officeDocument/2006/relationships" xmlns:m="http://schemas.openxmlformats.org/officeDocument/2006/math" xmlns:v="urn:schemas-microsoft-com:vml" xmlns:wp14="http://schemas.microsoft.com/office/word/2010/wordprocessingDrawing" xmlns:wp="http://schemas.openxmlformats.org/drawingml/2006/wordprocessingDrawing" xmlns:w10="urn:schemas-microsoft-com:office:word" xmlns:w="http://schemas.openxmlformats.org/wordprocessingml/2006/main" xmlns:w14="http://schemas.microsoft.com/office/word/2010/wordml" xmlns:w15="http://schemas.microsoft.com/office/word/2012/wordml" xmlns:w16cex="http://schemas.microsoft.com/office/word/2018/wordml/cex" xmlns:w16cid="http://schemas.microsoft.com/office/word/2016/wordml/cid" xmlns:w16="http://schemas.microsoft.com/office/word/2018/wordml" xmlns:w16sdtdh="http://schemas.microsoft.com/office/word/2020/wordml/sdtdatahash" xmlns:w16se="http://schemas.microsoft.com/office/word/2015/wordml/symex" xmlns:wpg="http://schemas.microsoft.com/office/word/2010/wordprocessingGroup" xmlns:wpi="http://schemas.microsoft.com/office/word/2010/wordprocessingInk" xmlns:wne="http://schemas.microsoft.com/office/word/2006/wordml" xmlns:wps="http://schemas.microsoft.com/office/word/2010/wordprocessingShape" mc:Ignorable="w14 w15 w16se w16cid w16 w16cex w16sdtdh wp14">
+<w:document xmlns:wpc="http://schemas.microsoft.com/office/word/2010/wordprocessingCanvas" xmlns:cx="http://schemas.microsoft.com/office/drawing/2014/chartex" xmlns:cx1="http://schemas.microsoft.com/office/drawing/2015/9/8/chartex" xmlns:cx2="http://schemas.microsoft.com/office/drawing/2015/10/21/chartex" xmlns:cx3="http://schemas.microsoft.com/office/drawing/2016/5/9/chartex" xmlns:cx4="http://schemas.microsoft.com/office/drawing/2016/5/10/chartex" xmlns:cx5="http://schemas.microsoft.com/office/drawing/2016/5/11/chartex" xmlns:cx6="http://schemas.microsoft.com/office/drawing/2016/5/12/chartex" xmlns:cx7="http://schemas.microsoft.com/office/drawing/2016/5/13/chartex" xmlns:cx8="http://schemas.microsoft.com/office/drawing/2016/5/14/chartex" xmlns:mc="http://schemas.openxmlformats.org/markup-compatibility/2006" xmlns:aink="http://schemas.microsoft.com/office/drawing/2016/ink" xmlns:am3d="http://schemas.microsoft.com/office/drawing/2017/model3d" xmlns:o="urn:schemas-microsoft-com:office:office" xmlns:r="http://schemas.openxmlformats.org/officeDocument/2006/relationships" xmlns:m="http://schemas.openxmlformats.org/officeDocument/2006/math" xmlns:v="urn:schemas-microsoft-com:vml" xmlns:wp14="http://schemas.microsoft.com/office/word/2010/wordprocessingDrawing" xmlns:wp="http://schemas.openxmlformats.org/drawingml/2006/wordprocessingDrawing" xmlns:w10="urn:schemas-microsoft-com:office:word" xmlns:w="http://schemas.openxmlformats.org/wordprocessingml/2006/main" xmlns:w14="http://schemas.microsoft.com/office/word/2010/wordml" xmlns:w15="http://schemas.microsoft.com/office/word/2012/wordml" xmlns:w16cex="http://schemas.microsoft.com/office/word/2018/wordml/cex" xmlns:w16cid="http://schemas.microsoft.com/office/word/2016/wordml/cid" xmlns:w16="http://schemas.microsoft.com/office/word/2018/wordml" xmlns:w16sdtdh="http://schemas.microsoft.com/office/word/2020/wordml/sdtdatahash" xmlns:w16se="http://schemas.microsoft.com/office/word/2015/wordml/symex" xmlns:wpg="http://schemas.microsoft.com/office/word/2010/wordprocessingGroup" xmlns:wpi="http://schemas.microsoft.com/office/word/2010/wordprocessingInk" xmlns:wne="http://schemas.microsoft.com/office/word/2006/wordml" xmlns:wps="http://schemas.microsoft.com/office/word/2010/wordprocessingShape" mc:Ignorable="w14 w15 w16se w16cid w16 w16cex w16sdtdh wp14">
   <w:body>
     <w:p>
       <w:pPr>
@@ -202,7 +202,23 @@
                 <w:rFonts w:ascii="Calibri Light" w:hAnsi="Calibri Light" w:cs="Calibri Light"/>
                 <w:snapToGrid w:val="0"/>
               </w:rPr>
-              <w:t xml:space="preserve">CALLE 93 B N° 18- 12 </w:t>
+              <w:t xml:space="preserve">CALLE 93 B </w:t>
+            </w:r>
+            <w:proofErr w:type="spellStart"/>
+            <w:r>
+              <w:rPr>
+                <w:rFonts w:ascii="Calibri Light" w:hAnsi="Calibri Light" w:cs="Calibri Light"/>
+                <w:snapToGrid w:val="0"/>
+              </w:rPr>
+              <w:t>N°</w:t>
+            </w:r>
+            <w:proofErr w:type="spellEnd"/>
+            <w:r>
+              <w:rPr>
+                <w:rFonts w:ascii="Calibri Light" w:hAnsi="Calibri Light" w:cs="Calibri Light"/>
+                <w:snapToGrid w:val="0"/>
+              </w:rPr>
+              <w:t xml:space="preserve"> 18- 12 </w:t>
             </w:r>
           </w:p>
         </w:tc>
@@ -575,7 +591,27 @@
               <w:rPr>
                 <w:rFonts w:ascii="Calibri" w:eastAsia="Calibri" w:hAnsi="Calibri" w:cs="Calibri"/>
               </w:rPr>
-              <w:t>[[FechaNacimiento]]</w:t>
+              <w:t>[[</w:t>
+            </w:r>
+            <w:proofErr w:type="spellStart"/>
+            <w:r>
+              <w:rPr>
+                <w:rFonts w:ascii="Calibri" w:eastAsia="Calibri" w:hAnsi="Calibri" w:cs="Calibri"/>
+              </w:rPr>
+              <w:t>FechaNacimiento</w:t>
+            </w:r>
+            <w:r>
+              <w:rPr>
+                <w:rFonts w:ascii="Calibri" w:eastAsia="Calibri" w:hAnsi="Calibri" w:cs="Calibri"/>
+              </w:rPr>
+              <w:t>Mayus</w:t>
+            </w:r>
+            <w:proofErr w:type="spellEnd"/>
+            <w:r>
+              <w:rPr>
+                <w:rFonts w:ascii="Calibri" w:eastAsia="Calibri" w:hAnsi="Calibri" w:cs="Calibri"/>
+              </w:rPr>
+              <w:t>]]</w:t>
             </w:r>
           </w:p>
         </w:tc>
@@ -620,7 +656,21 @@
               <w:rPr>
                 <w:rFonts w:ascii="Calibri" w:eastAsia="Calibri" w:hAnsi="Calibri" w:cs="Calibri"/>
               </w:rPr>
-              <w:t>[[Direccion]]</w:t>
+              <w:t>[[</w:t>
+            </w:r>
+            <w:proofErr w:type="spellStart"/>
+            <w:r>
+              <w:rPr>
+                <w:rFonts w:ascii="Calibri" w:eastAsia="Calibri" w:hAnsi="Calibri" w:cs="Calibri"/>
+              </w:rPr>
+              <w:t>Direccion</w:t>
+            </w:r>
+            <w:proofErr w:type="spellEnd"/>
+            <w:r>
+              <w:rPr>
+                <w:rFonts w:ascii="Calibri" w:eastAsia="Calibri" w:hAnsi="Calibri" w:cs="Calibri"/>
+              </w:rPr>
+              <w:t>]]</w:t>
             </w:r>
           </w:p>
         </w:tc>
@@ -668,7 +718,21 @@
               <w:rPr>
                 <w:rFonts w:ascii="Calibri" w:eastAsia="Calibri" w:hAnsi="Calibri" w:cs="Calibri"/>
               </w:rPr>
-              <w:t>[[Telefono]]</w:t>
+              <w:t>[[</w:t>
+            </w:r>
+            <w:proofErr w:type="spellStart"/>
+            <w:r>
+              <w:rPr>
+                <w:rFonts w:ascii="Calibri" w:eastAsia="Calibri" w:hAnsi="Calibri" w:cs="Calibri"/>
+              </w:rPr>
+              <w:t>Telefono</w:t>
+            </w:r>
+            <w:proofErr w:type="spellEnd"/>
+            <w:r>
+              <w:rPr>
+                <w:rFonts w:ascii="Calibri" w:eastAsia="Calibri" w:hAnsi="Calibri" w:cs="Calibri"/>
+              </w:rPr>
+              <w:t>]]</w:t>
             </w:r>
           </w:p>
         </w:tc>
@@ -713,7 +777,14 @@
               <w:rPr>
                 <w:rFonts w:ascii="Calibri" w:eastAsia="Calibri" w:hAnsi="Calibri" w:cs="Calibri"/>
               </w:rPr>
-              <w:t>[[Fecha</w:t>
+              <w:t>[[</w:t>
+            </w:r>
+            <w:proofErr w:type="spellStart"/>
+            <w:r>
+              <w:rPr>
+                <w:rFonts w:ascii="Calibri" w:eastAsia="Calibri" w:hAnsi="Calibri" w:cs="Calibri"/>
+              </w:rPr>
+              <w:t>Fecha</w:t>
             </w:r>
             <w:r>
               <w:rPr>
@@ -721,6 +792,13 @@
               </w:rPr>
               <w:t>Ingreso</w:t>
             </w:r>
+            <w:r>
+              <w:rPr>
+                <w:rFonts w:ascii="Calibri" w:eastAsia="Calibri" w:hAnsi="Calibri" w:cs="Calibri"/>
+              </w:rPr>
+              <w:t>Mayus</w:t>
+            </w:r>
+            <w:proofErr w:type="spellEnd"/>
             <w:r>
               <w:rPr>
                 <w:rFonts w:ascii="Calibri" w:eastAsia="Calibri" w:hAnsi="Calibri" w:cs="Calibri"/>
@@ -770,7 +848,14 @@
               <w:rPr>
                 <w:rFonts w:ascii="Calibri" w:eastAsia="Calibri" w:hAnsi="Calibri" w:cs="Calibri"/>
               </w:rPr>
-              <w:t>[[Fecha</w:t>
+              <w:t>[[</w:t>
+            </w:r>
+            <w:proofErr w:type="spellStart"/>
+            <w:r>
+              <w:rPr>
+                <w:rFonts w:ascii="Calibri" w:eastAsia="Calibri" w:hAnsi="Calibri" w:cs="Calibri"/>
+              </w:rPr>
+              <w:t>Fecha</w:t>
             </w:r>
             <w:r>
               <w:rPr>
@@ -778,6 +863,13 @@
               </w:rPr>
               <w:t>Salida</w:t>
             </w:r>
+            <w:r>
+              <w:rPr>
+                <w:rFonts w:ascii="Calibri" w:eastAsia="Calibri" w:hAnsi="Calibri" w:cs="Calibri"/>
+              </w:rPr>
+              <w:t>Mayus</w:t>
+            </w:r>
+            <w:proofErr w:type="spellEnd"/>
             <w:r>
               <w:rPr>
                 <w:rFonts w:ascii="Calibri" w:eastAsia="Calibri" w:hAnsi="Calibri" w:cs="Calibri"/>
@@ -859,7 +951,27 @@
               <w:rPr>
                 <w:rFonts w:ascii="Calibri" w:eastAsia="Calibri" w:hAnsi="Calibri" w:cs="Calibri"/>
               </w:rPr>
-              <w:t>[[Institucion]]</w:t>
+              <w:t>[[</w:t>
+            </w:r>
+            <w:proofErr w:type="spellStart"/>
+            <w:r>
+              <w:rPr>
+                <w:rFonts w:ascii="Calibri" w:eastAsia="Calibri" w:hAnsi="Calibri" w:cs="Calibri"/>
+              </w:rPr>
+              <w:t>Institucion</w:t>
+            </w:r>
+            <w:r>
+              <w:rPr>
+                <w:rFonts w:ascii="Calibri" w:eastAsia="Calibri" w:hAnsi="Calibri" w:cs="Calibri"/>
+              </w:rPr>
+              <w:t>Mayus</w:t>
+            </w:r>
+            <w:proofErr w:type="spellEnd"/>
+            <w:r>
+              <w:rPr>
+                <w:rFonts w:ascii="Calibri" w:eastAsia="Calibri" w:hAnsi="Calibri" w:cs="Calibri"/>
+              </w:rPr>
+              <w:t>]]</w:t>
             </w:r>
           </w:p>
         </w:tc>
@@ -908,12 +1020,14 @@
               </w:rPr>
               <w:t>[[</w:t>
             </w:r>
+            <w:proofErr w:type="spellStart"/>
             <w:r>
               <w:rPr>
                 <w:rFonts w:ascii="Calibri" w:eastAsia="Calibri" w:hAnsi="Calibri" w:cs="Calibri"/>
               </w:rPr>
               <w:t>Nit</w:t>
             </w:r>
+            <w:proofErr w:type="spellEnd"/>
             <w:r>
               <w:rPr>
                 <w:rFonts w:ascii="Calibri" w:eastAsia="Calibri" w:hAnsi="Calibri" w:cs="Calibri"/>
@@ -1026,6 +1140,8 @@
       <w:r>
         <w:rPr>
           <w:rFonts w:ascii="Calibri" w:eastAsia="Calibri" w:hAnsi="Calibri" w:cs="Calibri"/>
+          <w:b/>
+          <w:bCs/>
         </w:rPr>
         <w:t>[[Nombre]]</w:t>
       </w:r>
@@ -1066,6 +1182,8 @@
       <w:r>
         <w:rPr>
           <w:rFonts w:ascii="Calibri" w:eastAsia="Calibri" w:hAnsi="Calibri" w:cs="Calibri"/>
+          <w:b/>
+          <w:bCs/>
         </w:rPr>
         <w:t>[[Cedula]]</w:t>
       </w:r>
@@ -1095,6 +1213,7 @@
         </w:rPr>
         <w:t>[[</w:t>
       </w:r>
+      <w:proofErr w:type="spellStart"/>
       <w:r>
         <w:rPr>
           <w:rFonts w:ascii="Calibri" w:eastAsia="Calibri" w:hAnsi="Calibri" w:cs="Calibri"/>
@@ -1107,6 +1226,7 @@
         </w:rPr>
         <w:t>Expedicion</w:t>
       </w:r>
+      <w:proofErr w:type="spellEnd"/>
       <w:r>
         <w:rPr>
           <w:rFonts w:ascii="Calibri" w:eastAsia="Calibri" w:hAnsi="Calibri" w:cs="Calibri"/>
@@ -1247,50 +1367,54 @@
       <w:r>
         <w:rPr>
           <w:rFonts w:ascii="Calibri" w:eastAsia="Calibri" w:hAnsi="Calibri" w:cs="Calibri"/>
+          <w:b/>
+          <w:bCs/>
+        </w:rPr>
+        <w:t>[[Cargo]]</w:t>
+      </w:r>
+      <w:r>
+        <w:rPr>
+          <w:rFonts w:ascii="Calibri" w:eastAsia="Calibri" w:hAnsi="Calibri" w:cs="Calibri"/>
+        </w:rPr>
+        <w:t xml:space="preserve"> </w:t>
+      </w:r>
+      <w:r>
+        <w:rPr>
+          <w:rFonts w:ascii="Calibri Light" w:hAnsi="Calibri Light" w:cs="Calibri Light"/>
+        </w:rPr>
+        <w:t xml:space="preserve">la cual se desarrollara en su etapa práctica por </w:t>
+      </w:r>
+      <w:r>
+        <w:rPr>
+          <w:rFonts w:ascii="Calibri Light" w:hAnsi="Calibri Light" w:cs="Calibri Light"/>
+        </w:rPr>
+        <w:t xml:space="preserve">el </w:t>
+      </w:r>
+      <w:r>
+        <w:rPr>
+          <w:rFonts w:ascii="Calibri Light" w:hAnsi="Calibri Light" w:cs="Calibri Light"/>
+        </w:rPr>
+        <w:t>(</w:t>
+      </w:r>
+      <w:r>
+        <w:rPr>
+          <w:rFonts w:ascii="Calibri" w:eastAsia="Calibri" w:hAnsi="Calibri" w:cs="Calibri"/>
         </w:rPr>
         <w:t>[[</w:t>
       </w:r>
+      <w:proofErr w:type="spellStart"/>
       <w:r>
         <w:rPr>
           <w:rFonts w:ascii="Calibri" w:eastAsia="Calibri" w:hAnsi="Calibri" w:cs="Calibri"/>
         </w:rPr>
-        <w:t>Cargo</w:t>
-      </w:r>
+        <w:t>Institucion</w:t>
+      </w:r>
+      <w:proofErr w:type="spellEnd"/>
       <w:r>
         <w:rPr>
           <w:rFonts w:ascii="Calibri" w:eastAsia="Calibri" w:hAnsi="Calibri" w:cs="Calibri"/>
         </w:rPr>
         <w:t>]]</w:t>
-      </w:r>
-      <w:r>
-        <w:rPr>
-          <w:rFonts w:ascii="Calibri" w:eastAsia="Calibri" w:hAnsi="Calibri" w:cs="Calibri"/>
-        </w:rPr>
-        <w:t xml:space="preserve"> </w:t>
-      </w:r>
-      <w:r>
-        <w:rPr>
-          <w:rFonts w:ascii="Calibri Light" w:hAnsi="Calibri Light" w:cs="Calibri Light"/>
-        </w:rPr>
-        <w:t xml:space="preserve">la cual se desarrollara en su etapa práctica por </w:t>
-      </w:r>
-      <w:r>
-        <w:rPr>
-          <w:rFonts w:ascii="Calibri Light" w:hAnsi="Calibri Light" w:cs="Calibri Light"/>
-        </w:rPr>
-        <w:t xml:space="preserve">el </w:t>
-      </w:r>
-      <w:r>
-        <w:rPr>
-          <w:rFonts w:ascii="Calibri Light" w:hAnsi="Calibri Light" w:cs="Calibri Light"/>
-        </w:rPr>
-        <w:t>(</w:t>
-      </w:r>
-      <w:r>
-        <w:rPr>
-          <w:rFonts w:ascii="Calibri" w:eastAsia="Calibri" w:hAnsi="Calibri" w:cs="Calibri"/>
-        </w:rPr>
-        <w:t>[[Institucion]]</w:t>
       </w:r>
       <w:r>
         <w:rPr>
@@ -3307,7 +3431,21 @@
         <w:rPr>
           <w:rFonts w:ascii="Calibri Light" w:hAnsi="Calibri Light" w:cs="Calibri Light"/>
         </w:rPr>
-        <w:t xml:space="preserve">3.2. Mantener confidencialmente sus identificaciones, password y claves de acceso físico, y softwares oficiales instalados en su computadora personal o en la suministra por la </w:t>
+        <w:t xml:space="preserve">3.2. Mantener confidencialmente sus identificaciones, </w:t>
+      </w:r>
+      <w:proofErr w:type="spellStart"/>
+      <w:r>
+        <w:rPr>
+          <w:rFonts w:ascii="Calibri Light" w:hAnsi="Calibri Light" w:cs="Calibri Light"/>
+        </w:rPr>
+        <w:t>password</w:t>
+      </w:r>
+      <w:proofErr w:type="spellEnd"/>
+      <w:r>
+        <w:rPr>
+          <w:rFonts w:ascii="Calibri Light" w:hAnsi="Calibri Light" w:cs="Calibri Light"/>
+        </w:rPr>
+        <w:t xml:space="preserve"> y claves de acceso físico, y softwares oficiales instalados en su computadora personal o en la suministra por la </w:t>
       </w:r>
       <w:r>
         <w:rPr>
@@ -5821,7 +5959,39 @@
           <w:rFonts w:ascii="Calibri Light" w:hAnsi="Calibri Light" w:cs="Calibri Light"/>
           <w:lang w:val="es-ES"/>
         </w:rPr>
-        <w:t>Las PARTES se comprometen a cumplir todas las leyes y regulaciones vigentes, incluyendo la Ley 1778 de 2016, el FCPA, el UK Bribery Act y otras relacionadas con soborno, corrupción y conflictos de interés.</w:t>
+        <w:t xml:space="preserve">Las PARTES se comprometen a cumplir todas las leyes y regulaciones vigentes, incluyendo la Ley 1778 de 2016, el FCPA, el UK </w:t>
+      </w:r>
+      <w:proofErr w:type="spellStart"/>
+      <w:r>
+        <w:rPr>
+          <w:rFonts w:ascii="Calibri Light" w:hAnsi="Calibri Light" w:cs="Calibri Light"/>
+          <w:lang w:val="es-ES"/>
+        </w:rPr>
+        <w:t>Bribery</w:t>
+      </w:r>
+      <w:proofErr w:type="spellEnd"/>
+      <w:r>
+        <w:rPr>
+          <w:rFonts w:ascii="Calibri Light" w:hAnsi="Calibri Light" w:cs="Calibri Light"/>
+          <w:lang w:val="es-ES"/>
+        </w:rPr>
+        <w:t xml:space="preserve"> </w:t>
+      </w:r>
+      <w:proofErr w:type="spellStart"/>
+      <w:r>
+        <w:rPr>
+          <w:rFonts w:ascii="Calibri Light" w:hAnsi="Calibri Light" w:cs="Calibri Light"/>
+          <w:lang w:val="es-ES"/>
+        </w:rPr>
+        <w:t>Act</w:t>
+      </w:r>
+      <w:proofErr w:type="spellEnd"/>
+      <w:r>
+        <w:rPr>
+          <w:rFonts w:ascii="Calibri Light" w:hAnsi="Calibri Light" w:cs="Calibri Light"/>
+          <w:lang w:val="es-ES"/>
+        </w:rPr>
+        <w:t xml:space="preserve"> y otras relacionadas con soborno, corrupción y conflictos de interés.</w:t>
       </w:r>
     </w:p>
     <w:p>
@@ -5922,7 +6092,23 @@
           <w:rFonts w:ascii="Calibri Light" w:hAnsi="Calibri Light" w:cs="Calibri Light"/>
           <w:lang w:val="es-ES"/>
         </w:rPr>
-        <w:t>Las PARTES garantizarán que sus representantes no son funcionarios públicos y informarán sobre cualquier cambio en este estatus.</w:t>
+        <w:t xml:space="preserve">Las PARTES garantizarán que sus representantes no son funcionarios públicos </w:t>
+      </w:r>
+      <w:proofErr w:type="spellStart"/>
+      <w:r>
+        <w:rPr>
+          <w:rFonts w:ascii="Calibri Light" w:hAnsi="Calibri Light" w:cs="Calibri Light"/>
+          <w:lang w:val="es-ES"/>
+        </w:rPr>
+        <w:t>y</w:t>
+      </w:r>
+      <w:proofErr w:type="spellEnd"/>
+      <w:r>
+        <w:rPr>
+          <w:rFonts w:ascii="Calibri Light" w:hAnsi="Calibri Light" w:cs="Calibri Light"/>
+          <w:lang w:val="es-ES"/>
+        </w:rPr>
+        <w:t xml:space="preserve"> informarán sobre cualquier cambio en este estatus.</w:t>
       </w:r>
     </w:p>
     <w:p>
@@ -6122,13 +6308,23 @@
           <w:szCs w:val="22"/>
         </w:rPr>
       </w:pPr>
+      <w:proofErr w:type="spellStart"/>
       <w:r>
         <w:rPr>
           <w:rFonts w:ascii="Calibri Light" w:hAnsi="Calibri Light" w:cs="Calibri Light"/>
           <w:sz w:val="22"/>
           <w:szCs w:val="22"/>
         </w:rPr>
-        <w:t xml:space="preserve">ii. </w:t>
+        <w:t>ii</w:t>
+      </w:r>
+      <w:proofErr w:type="spellEnd"/>
+      <w:r>
+        <w:rPr>
+          <w:rFonts w:ascii="Calibri Light" w:hAnsi="Calibri Light" w:cs="Calibri Light"/>
+          <w:sz w:val="22"/>
+          <w:szCs w:val="22"/>
+        </w:rPr>
+        <w:t xml:space="preserve">. </w:t>
       </w:r>
       <w:r>
         <w:rPr>
@@ -6170,13 +6366,23 @@
           <w:szCs w:val="22"/>
         </w:rPr>
       </w:pPr>
+      <w:proofErr w:type="spellStart"/>
       <w:r>
         <w:rPr>
           <w:rFonts w:ascii="Calibri Light" w:hAnsi="Calibri Light" w:cs="Calibri Light"/>
           <w:sz w:val="22"/>
           <w:szCs w:val="22"/>
         </w:rPr>
-        <w:t xml:space="preserve">iii. </w:t>
+        <w:t>iii</w:t>
+      </w:r>
+      <w:proofErr w:type="spellEnd"/>
+      <w:r>
+        <w:rPr>
+          <w:rFonts w:ascii="Calibri Light" w:hAnsi="Calibri Light" w:cs="Calibri Light"/>
+          <w:sz w:val="22"/>
+          <w:szCs w:val="22"/>
+        </w:rPr>
+        <w:t xml:space="preserve">. </w:t>
       </w:r>
       <w:r>
         <w:rPr>
@@ -7025,7 +7231,7 @@
 </file>
 
 <file path=word/endnotes.xml><?xml version="1.0" encoding="utf-8"?>
-<w:endnotes xmlns:wpc="http://schemas.microsoft.com/office/word/2010/wordprocessingCanvas" xmlns:cx="http://schemas.microsoft.com/office/drawing/2014/chartex" xmlns:cx1="http://schemas.microsoft.com/office/drawing/2015/9/8/chartex" xmlns:cx2="http://schemas.microsoft.com/office/drawing/2015/10/21/chartex" xmlns:cx3="http://schemas.microsoft.com/office/drawing/2016/5/9/chartex" xmlns:cx4="http://schemas.microsoft.com/office/drawing/2016/5/10/chartex" xmlns:cx5="http://schemas.microsoft.com/office/drawing/2016/5/11/chartex" xmlns:cx6="http://schemas.microsoft.com/office/drawing/2016/5/12/chartex" xmlns:cx7="http://schemas.microsoft.com/office/drawing/2016/5/13/chartex" xmlns:cx8="http://schemas.microsoft.com/office/drawing/2016/5/14/chartex" xmlns:mc="http://schemas.openxmlformats.org/markup-compatibility/2006" xmlns:aink="http://schemas.microsoft.com/office/drawing/2016/ink" xmlns:am3d="http://schemas.microsoft.com/office/drawing/2017/model3d" xmlns:o="urn:schemas-microsoft-com:office:office" xmlns:oel="http://schemas.microsoft.com/office/2019/extlst" xmlns:r="http://schemas.openxmlformats.org/officeDocument/2006/relationships" xmlns:m="http://schemas.openxmlformats.org/officeDocument/2006/math" xmlns:v="urn:schemas-microsoft-com:vml" xmlns:wp14="http://schemas.microsoft.com/office/word/2010/wordprocessingDrawing" xmlns:wp="http://schemas.openxmlformats.org/drawingml/2006/wordprocessingDrawing" xmlns:w10="urn:schemas-microsoft-com:office:word" xmlns:w="http://schemas.openxmlformats.org/wordprocessingml/2006/main" xmlns:w14="http://schemas.microsoft.com/office/word/2010/wordml" xmlns:w15="http://schemas.microsoft.com/office/word/2012/wordml" xmlns:w16cex="http://schemas.microsoft.com/office/word/2018/wordml/cex" xmlns:w16cid="http://schemas.microsoft.com/office/word/2016/wordml/cid" xmlns:w16="http://schemas.microsoft.com/office/word/2018/wordml" xmlns:w16sdtdh="http://schemas.microsoft.com/office/word/2020/wordml/sdtdatahash" xmlns:w16se="http://schemas.microsoft.com/office/word/2015/wordml/symex" xmlns:wpg="http://schemas.microsoft.com/office/word/2010/wordprocessingGroup" xmlns:wpi="http://schemas.microsoft.com/office/word/2010/wordprocessingInk" xmlns:wne="http://schemas.microsoft.com/office/word/2006/wordml" xmlns:wps="http://schemas.microsoft.com/office/word/2010/wordprocessingShape" mc:Ignorable="w14 w15 w16se w16cid w16 w16cex w16sdtdh wp14">
+<w:endnotes xmlns:wpc="http://schemas.microsoft.com/office/word/2010/wordprocessingCanvas" xmlns:cx="http://schemas.microsoft.com/office/drawing/2014/chartex" xmlns:cx1="http://schemas.microsoft.com/office/drawing/2015/9/8/chartex" xmlns:cx2="http://schemas.microsoft.com/office/drawing/2015/10/21/chartex" xmlns:cx3="http://schemas.microsoft.com/office/drawing/2016/5/9/chartex" xmlns:cx4="http://schemas.microsoft.com/office/drawing/2016/5/10/chartex" xmlns:cx5="http://schemas.microsoft.com/office/drawing/2016/5/11/chartex" xmlns:cx6="http://schemas.microsoft.com/office/drawing/2016/5/12/chartex" xmlns:cx7="http://schemas.microsoft.com/office/drawing/2016/5/13/chartex" xmlns:cx8="http://schemas.microsoft.com/office/drawing/2016/5/14/chartex" xmlns:mc="http://schemas.openxmlformats.org/markup-compatibility/2006" xmlns:aink="http://schemas.microsoft.com/office/drawing/2016/ink" xmlns:am3d="http://schemas.microsoft.com/office/drawing/2017/model3d" xmlns:o="urn:schemas-microsoft-com:office:office" xmlns:r="http://schemas.openxmlformats.org/officeDocument/2006/relationships" xmlns:m="http://schemas.openxmlformats.org/officeDocument/2006/math" xmlns:v="urn:schemas-microsoft-com:vml" xmlns:wp14="http://schemas.microsoft.com/office/word/2010/wordprocessingDrawing" xmlns:wp="http://schemas.openxmlformats.org/drawingml/2006/wordprocessingDrawing" xmlns:w10="urn:schemas-microsoft-com:office:word" xmlns:w="http://schemas.openxmlformats.org/wordprocessingml/2006/main" xmlns:w14="http://schemas.microsoft.com/office/word/2010/wordml" xmlns:w15="http://schemas.microsoft.com/office/word/2012/wordml" xmlns:w16cex="http://schemas.microsoft.com/office/word/2018/wordml/cex" xmlns:w16cid="http://schemas.microsoft.com/office/word/2016/wordml/cid" xmlns:w16="http://schemas.microsoft.com/office/word/2018/wordml" xmlns:w16sdtdh="http://schemas.microsoft.com/office/word/2020/wordml/sdtdatahash" xmlns:w16se="http://schemas.microsoft.com/office/word/2015/wordml/symex" xmlns:wpg="http://schemas.microsoft.com/office/word/2010/wordprocessingGroup" xmlns:wpi="http://schemas.microsoft.com/office/word/2010/wordprocessingInk" xmlns:wne="http://schemas.microsoft.com/office/word/2006/wordml" xmlns:wps="http://schemas.microsoft.com/office/word/2010/wordprocessingShape" mc:Ignorable="w14 w15 w16se w16cid w16 w16cex w16sdtdh wp14">
   <w:endnote w:type="separator" w:id="-1">
     <w:p>
       <w:pPr>
@@ -7057,7 +7263,7 @@
 </file>
 
 <file path=word/footer1.xml><?xml version="1.0" encoding="utf-8"?>
-<w:ftr xmlns:wpc="http://schemas.microsoft.com/office/word/2010/wordprocessingCanvas" xmlns:cx="http://schemas.microsoft.com/office/drawing/2014/chartex" xmlns:cx1="http://schemas.microsoft.com/office/drawing/2015/9/8/chartex" xmlns:cx2="http://schemas.microsoft.com/office/drawing/2015/10/21/chartex" xmlns:cx3="http://schemas.microsoft.com/office/drawing/2016/5/9/chartex" xmlns:cx4="http://schemas.microsoft.com/office/drawing/2016/5/10/chartex" xmlns:cx5="http://schemas.microsoft.com/office/drawing/2016/5/11/chartex" xmlns:cx6="http://schemas.microsoft.com/office/drawing/2016/5/12/chartex" xmlns:cx7="http://schemas.microsoft.com/office/drawing/2016/5/13/chartex" xmlns:cx8="http://schemas.microsoft.com/office/drawing/2016/5/14/chartex" xmlns:mc="http://schemas.openxmlformats.org/markup-compatibility/2006" xmlns:aink="http://schemas.microsoft.com/office/drawing/2016/ink" xmlns:am3d="http://schemas.microsoft.com/office/drawing/2017/model3d" xmlns:o="urn:schemas-microsoft-com:office:office" xmlns:oel="http://schemas.microsoft.com/office/2019/extlst" xmlns:r="http://schemas.openxmlformats.org/officeDocument/2006/relationships" xmlns:m="http://schemas.openxmlformats.org/officeDocument/2006/math" xmlns:v="urn:schemas-microsoft-com:vml" xmlns:wp14="http://schemas.microsoft.com/office/word/2010/wordprocessingDrawing" xmlns:wp="http://schemas.openxmlformats.org/drawingml/2006/wordprocessingDrawing" xmlns:w10="urn:schemas-microsoft-com:office:word" xmlns:w="http://schemas.openxmlformats.org/wordprocessingml/2006/main" xmlns:w14="http://schemas.microsoft.com/office/word/2010/wordml" xmlns:w15="http://schemas.microsoft.com/office/word/2012/wordml" xmlns:w16cex="http://schemas.microsoft.com/office/word/2018/wordml/cex" xmlns:w16cid="http://schemas.microsoft.com/office/word/2016/wordml/cid" xmlns:w16="http://schemas.microsoft.com/office/word/2018/wordml" xmlns:w16sdtdh="http://schemas.microsoft.com/office/word/2020/wordml/sdtdatahash" xmlns:w16se="http://schemas.microsoft.com/office/word/2015/wordml/symex" xmlns:wpg="http://schemas.microsoft.com/office/word/2010/wordprocessingGroup" xmlns:wpi="http://schemas.microsoft.com/office/word/2010/wordprocessingInk" xmlns:wne="http://schemas.microsoft.com/office/word/2006/wordml" xmlns:wps="http://schemas.microsoft.com/office/word/2010/wordprocessingShape" mc:Ignorable="w14 w15 w16se w16cid w16 w16cex w16sdtdh wp14">
+<w:ftr xmlns:wpc="http://schemas.microsoft.com/office/word/2010/wordprocessingCanvas" xmlns:cx="http://schemas.microsoft.com/office/drawing/2014/chartex" xmlns:cx1="http://schemas.microsoft.com/office/drawing/2015/9/8/chartex" xmlns:cx2="http://schemas.microsoft.com/office/drawing/2015/10/21/chartex" xmlns:cx3="http://schemas.microsoft.com/office/drawing/2016/5/9/chartex" xmlns:cx4="http://schemas.microsoft.com/office/drawing/2016/5/10/chartex" xmlns:cx5="http://schemas.microsoft.com/office/drawing/2016/5/11/chartex" xmlns:cx6="http://schemas.microsoft.com/office/drawing/2016/5/12/chartex" xmlns:cx7="http://schemas.microsoft.com/office/drawing/2016/5/13/chartex" xmlns:cx8="http://schemas.microsoft.com/office/drawing/2016/5/14/chartex" xmlns:mc="http://schemas.openxmlformats.org/markup-compatibility/2006" xmlns:aink="http://schemas.microsoft.com/office/drawing/2016/ink" xmlns:am3d="http://schemas.microsoft.com/office/drawing/2017/model3d" xmlns:o="urn:schemas-microsoft-com:office:office" xmlns:r="http://schemas.openxmlformats.org/officeDocument/2006/relationships" xmlns:m="http://schemas.openxmlformats.org/officeDocument/2006/math" xmlns:v="urn:schemas-microsoft-com:vml" xmlns:wp14="http://schemas.microsoft.com/office/word/2010/wordprocessingDrawing" xmlns:wp="http://schemas.openxmlformats.org/drawingml/2006/wordprocessingDrawing" xmlns:w10="urn:schemas-microsoft-com:office:word" xmlns:w="http://schemas.openxmlformats.org/wordprocessingml/2006/main" xmlns:w14="http://schemas.microsoft.com/office/word/2010/wordml" xmlns:w15="http://schemas.microsoft.com/office/word/2012/wordml" xmlns:w16cex="http://schemas.microsoft.com/office/word/2018/wordml/cex" xmlns:w16cid="http://schemas.microsoft.com/office/word/2016/wordml/cid" xmlns:w16="http://schemas.microsoft.com/office/word/2018/wordml" xmlns:w16sdtdh="http://schemas.microsoft.com/office/word/2020/wordml/sdtdatahash" xmlns:w16se="http://schemas.microsoft.com/office/word/2015/wordml/symex" xmlns:wpg="http://schemas.microsoft.com/office/word/2010/wordprocessingGroup" xmlns:wpi="http://schemas.microsoft.com/office/word/2010/wordprocessingInk" xmlns:wne="http://schemas.microsoft.com/office/word/2006/wordml" xmlns:wps="http://schemas.microsoft.com/office/word/2010/wordprocessingShape" mc:Ignorable="w14 w15 w16se w16cid w16 w16cex w16sdtdh wp14">
   <w:p>
     <w:pPr>
       <w:pStyle w:val="Piedepgina"/>
@@ -7167,13 +7373,13 @@
             </wp:anchor>
           </w:drawing>
         </mc:Choice>
-        <mc:Fallback xmlns:w16du="http://schemas.microsoft.com/office/word/2023/wordml/word16du" xmlns:w16sdtfl="http://schemas.microsoft.com/office/word/2024/wordml/sdtformatlock">
+        <mc:Fallback>
           <w:pict>
             <v:shapetype w14:anchorId="3CD1AF0C" id="_x0000_t202" coordsize="21600,21600" o:spt="202" path="m,l,21600r21600,l21600,xe">
               <v:stroke joinstyle="miter"/>
               <v:path gradientshapeok="t" o:connecttype="rect"/>
             </v:shapetype>
-            <v:shape id="Cuadro de texto 1" o:spid="_x0000_s1026" type="#_x0000_t202" style="position:absolute;left:0;text-align:left;margin-left:385.35pt;margin-top:-63.75pt;width:107.4pt;height:20.4pt;z-index:251660288;visibility:visible;mso-wrap-style:square;mso-wrap-distance-left:9pt;mso-wrap-distance-top:0;mso-wrap-distance-right:9pt;mso-wrap-distance-bottom:0;mso-position-horizontal:absolute;mso-position-horizontal-relative:text;mso-position-vertical:absolute;mso-position-vertical-relative:text;v-text-anchor:top" o:gfxdata="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" fillcolor="white [3201]" strokeweight=".5pt">
+            <v:shape id="Cuadro de texto 1" o:spid="_x0000_s1026" type="#_x0000_t202" style="position:absolute;left:0;text-align:left;margin-left:385.35pt;margin-top:-63.75pt;width:107.4pt;height:20.4pt;z-index:251660288;visibility:visible;mso-wrap-style:square;mso-wrap-distance-left:9pt;mso-wrap-distance-top:0;mso-wrap-distance-right:9pt;mso-wrap-distance-bottom:0;mso-position-horizontal:absolute;mso-position-horizontal-relative:text;mso-position-vertical:absolute;mso-position-vertical-relative:text;v-text-anchor:top" o:gfxdata="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" fillcolor="white [3201]" strokeweight=".5pt">
               <v:textbox>
                 <w:txbxContent>
                   <w:p>
@@ -7235,7 +7441,7 @@
 </file>
 
 <file path=word/footnotes.xml><?xml version="1.0" encoding="utf-8"?>
-<w:footnotes xmlns:wpc="http://schemas.microsoft.com/office/word/2010/wordprocessingCanvas" xmlns:cx="http://schemas.microsoft.com/office/drawing/2014/chartex" xmlns:cx1="http://schemas.microsoft.com/office/drawing/2015/9/8/chartex" xmlns:cx2="http://schemas.microsoft.com/office/drawing/2015/10/21/chartex" xmlns:cx3="http://schemas.microsoft.com/office/drawing/2016/5/9/chartex" xmlns:cx4="http://schemas.microsoft.com/office/drawing/2016/5/10/chartex" xmlns:cx5="http://schemas.microsoft.com/office/drawing/2016/5/11/chartex" xmlns:cx6="http://schemas.microsoft.com/office/drawing/2016/5/12/chartex" xmlns:cx7="http://schemas.microsoft.com/office/drawing/2016/5/13/chartex" xmlns:cx8="http://schemas.microsoft.com/office/drawing/2016/5/14/chartex" xmlns:mc="http://schemas.openxmlformats.org/markup-compatibility/2006" xmlns:aink="http://schemas.microsoft.com/office/drawing/2016/ink" xmlns:am3d="http://schemas.microsoft.com/office/drawing/2017/model3d" xmlns:o="urn:schemas-microsoft-com:office:office" xmlns:oel="http://schemas.microsoft.com/office/2019/extlst" xmlns:r="http://schemas.openxmlformats.org/officeDocument/2006/relationships" xmlns:m="http://schemas.openxmlformats.org/officeDocument/2006/math" xmlns:v="urn:schemas-microsoft-com:vml" xmlns:wp14="http://schemas.microsoft.com/office/word/2010/wordprocessingDrawing" xmlns:wp="http://schemas.openxmlformats.org/drawingml/2006/wordprocessingDrawing" xmlns:w10="urn:schemas-microsoft-com:office:word" xmlns:w="http://schemas.openxmlformats.org/wordprocessingml/2006/main" xmlns:w14="http://schemas.microsoft.com/office/word/2010/wordml" xmlns:w15="http://schemas.microsoft.com/office/word/2012/wordml" xmlns:w16cex="http://schemas.microsoft.com/office/word/2018/wordml/cex" xmlns:w16cid="http://schemas.microsoft.com/office/word/2016/wordml/cid" xmlns:w16="http://schemas.microsoft.com/office/word/2018/wordml" xmlns:w16sdtdh="http://schemas.microsoft.com/office/word/2020/wordml/sdtdatahash" xmlns:w16se="http://schemas.microsoft.com/office/word/2015/wordml/symex" xmlns:wpg="http://schemas.microsoft.com/office/word/2010/wordprocessingGroup" xmlns:wpi="http://schemas.microsoft.com/office/word/2010/wordprocessingInk" xmlns:wne="http://schemas.microsoft.com/office/word/2006/wordml" xmlns:wps="http://schemas.microsoft.com/office/word/2010/wordprocessingShape" mc:Ignorable="w14 w15 w16se w16cid w16 w16cex w16sdtdh wp14">
+<w:footnotes xmlns:wpc="http://schemas.microsoft.com/office/word/2010/wordprocessingCanvas" xmlns:cx="http://schemas.microsoft.com/office/drawing/2014/chartex" xmlns:cx1="http://schemas.microsoft.com/office/drawing/2015/9/8/chartex" xmlns:cx2="http://schemas.microsoft.com/office/drawing/2015/10/21/chartex" xmlns:cx3="http://schemas.microsoft.com/office/drawing/2016/5/9/chartex" xmlns:cx4="http://schemas.microsoft.com/office/drawing/2016/5/10/chartex" xmlns:cx5="http://schemas.microsoft.com/office/drawing/2016/5/11/chartex" xmlns:cx6="http://schemas.microsoft.com/office/drawing/2016/5/12/chartex" xmlns:cx7="http://schemas.microsoft.com/office/drawing/2016/5/13/chartex" xmlns:cx8="http://schemas.microsoft.com/office/drawing/2016/5/14/chartex" xmlns:mc="http://schemas.openxmlformats.org/markup-compatibility/2006" xmlns:aink="http://schemas.microsoft.com/office/drawing/2016/ink" xmlns:am3d="http://schemas.microsoft.com/office/drawing/2017/model3d" xmlns:o="urn:schemas-microsoft-com:office:office" xmlns:r="http://schemas.openxmlformats.org/officeDocument/2006/relationships" xmlns:m="http://schemas.openxmlformats.org/officeDocument/2006/math" xmlns:v="urn:schemas-microsoft-com:vml" xmlns:wp14="http://schemas.microsoft.com/office/word/2010/wordprocessingDrawing" xmlns:wp="http://schemas.openxmlformats.org/drawingml/2006/wordprocessingDrawing" xmlns:w10="urn:schemas-microsoft-com:office:word" xmlns:w="http://schemas.openxmlformats.org/wordprocessingml/2006/main" xmlns:w14="http://schemas.microsoft.com/office/word/2010/wordml" xmlns:w15="http://schemas.microsoft.com/office/word/2012/wordml" xmlns:w16cex="http://schemas.microsoft.com/office/word/2018/wordml/cex" xmlns:w16cid="http://schemas.microsoft.com/office/word/2016/wordml/cid" xmlns:w16="http://schemas.microsoft.com/office/word/2018/wordml" xmlns:w16sdtdh="http://schemas.microsoft.com/office/word/2020/wordml/sdtdatahash" xmlns:w16se="http://schemas.microsoft.com/office/word/2015/wordml/symex" xmlns:wpg="http://schemas.microsoft.com/office/word/2010/wordprocessingGroup" xmlns:wpi="http://schemas.microsoft.com/office/word/2010/wordprocessingInk" xmlns:wne="http://schemas.microsoft.com/office/word/2006/wordml" xmlns:wps="http://schemas.microsoft.com/office/word/2010/wordprocessingShape" mc:Ignorable="w14 w15 w16se w16cid w16 w16cex w16sdtdh wp14">
   <w:footnote w:type="separator" w:id="-1">
     <w:p>
       <w:pPr>
@@ -7267,7 +7473,7 @@
 </file>
 
 <file path=word/header1.xml><?xml version="1.0" encoding="utf-8"?>
-<w:hdr xmlns:wpc="http://schemas.microsoft.com/office/word/2010/wordprocessingCanvas" xmlns:cx="http://schemas.microsoft.com/office/drawing/2014/chartex" xmlns:cx1="http://schemas.microsoft.com/office/drawing/2015/9/8/chartex" xmlns:cx2="http://schemas.microsoft.com/office/drawing/2015/10/21/chartex" xmlns:cx3="http://schemas.microsoft.com/office/drawing/2016/5/9/chartex" xmlns:cx4="http://schemas.microsoft.com/office/drawing/2016/5/10/chartex" xmlns:cx5="http://schemas.microsoft.com/office/drawing/2016/5/11/chartex" xmlns:cx6="http://schemas.microsoft.com/office/drawing/2016/5/12/chartex" xmlns:cx7="http://schemas.microsoft.com/office/drawing/2016/5/13/chartex" xmlns:cx8="http://schemas.microsoft.com/office/drawing/2016/5/14/chartex" xmlns:mc="http://schemas.openxmlformats.org/markup-compatibility/2006" xmlns:aink="http://schemas.microsoft.com/office/drawing/2016/ink" xmlns:am3d="http://schemas.microsoft.com/office/drawing/2017/model3d" xmlns:o="urn:schemas-microsoft-com:office:office" xmlns:oel="http://schemas.microsoft.com/office/2019/extlst" xmlns:r="http://schemas.openxmlformats.org/officeDocument/2006/relationships" xmlns:m="http://schemas.openxmlformats.org/officeDocument/2006/math" xmlns:v="urn:schemas-microsoft-com:vml" xmlns:wp14="http://schemas.microsoft.com/office/word/2010/wordprocessingDrawing" xmlns:wp="http://schemas.openxmlformats.org/drawingml/2006/wordprocessingDrawing" xmlns:w10="urn:schemas-microsoft-com:office:word" xmlns:w="http://schemas.openxmlformats.org/wordprocessingml/2006/main" xmlns:w14="http://schemas.microsoft.com/office/word/2010/wordml" xmlns:w15="http://schemas.microsoft.com/office/word/2012/wordml" xmlns:w16cex="http://schemas.microsoft.com/office/word/2018/wordml/cex" xmlns:w16cid="http://schemas.microsoft.com/office/word/2016/wordml/cid" xmlns:w16="http://schemas.microsoft.com/office/word/2018/wordml" xmlns:w16sdtdh="http://schemas.microsoft.com/office/word/2020/wordml/sdtdatahash" xmlns:w16se="http://schemas.microsoft.com/office/word/2015/wordml/symex" xmlns:wpg="http://schemas.microsoft.com/office/word/2010/wordprocessingGroup" xmlns:wpi="http://schemas.microsoft.com/office/word/2010/wordprocessingInk" xmlns:wne="http://schemas.microsoft.com/office/word/2006/wordml" xmlns:wps="http://schemas.microsoft.com/office/word/2010/wordprocessingShape" mc:Ignorable="w14 w15 w16se w16cid w16 w16cex w16sdtdh wp14">
+<w:hdr xmlns:wpc="http://schemas.microsoft.com/office/word/2010/wordprocessingCanvas" xmlns:cx="http://schemas.microsoft.com/office/drawing/2014/chartex" xmlns:cx1="http://schemas.microsoft.com/office/drawing/2015/9/8/chartex" xmlns:cx2="http://schemas.microsoft.com/office/drawing/2015/10/21/chartex" xmlns:cx3="http://schemas.microsoft.com/office/drawing/2016/5/9/chartex" xmlns:cx4="http://schemas.microsoft.com/office/drawing/2016/5/10/chartex" xmlns:cx5="http://schemas.microsoft.com/office/drawing/2016/5/11/chartex" xmlns:cx6="http://schemas.microsoft.com/office/drawing/2016/5/12/chartex" xmlns:cx7="http://schemas.microsoft.com/office/drawing/2016/5/13/chartex" xmlns:cx8="http://schemas.microsoft.com/office/drawing/2016/5/14/chartex" xmlns:mc="http://schemas.openxmlformats.org/markup-compatibility/2006" xmlns:aink="http://schemas.microsoft.com/office/drawing/2016/ink" xmlns:am3d="http://schemas.microsoft.com/office/drawing/2017/model3d" xmlns:o="urn:schemas-microsoft-com:office:office" xmlns:r="http://schemas.openxmlformats.org/officeDocument/2006/relationships" xmlns:m="http://schemas.openxmlformats.org/officeDocument/2006/math" xmlns:v="urn:schemas-microsoft-com:vml" xmlns:wp14="http://schemas.microsoft.com/office/word/2010/wordprocessingDrawing" xmlns:wp="http://schemas.openxmlformats.org/drawingml/2006/wordprocessingDrawing" xmlns:w10="urn:schemas-microsoft-com:office:word" xmlns:w="http://schemas.openxmlformats.org/wordprocessingml/2006/main" xmlns:w14="http://schemas.microsoft.com/office/word/2010/wordml" xmlns:w15="http://schemas.microsoft.com/office/word/2012/wordml" xmlns:w16cex="http://schemas.microsoft.com/office/word/2018/wordml/cex" xmlns:w16cid="http://schemas.microsoft.com/office/word/2016/wordml/cid" xmlns:w16="http://schemas.microsoft.com/office/word/2018/wordml" xmlns:w16sdtdh="http://schemas.microsoft.com/office/word/2020/wordml/sdtdatahash" xmlns:w16se="http://schemas.microsoft.com/office/word/2015/wordml/symex" xmlns:wpg="http://schemas.microsoft.com/office/word/2010/wordprocessingGroup" xmlns:wpi="http://schemas.microsoft.com/office/word/2010/wordprocessingInk" xmlns:wne="http://schemas.microsoft.com/office/word/2006/wordml" xmlns:wps="http://schemas.microsoft.com/office/word/2010/wordprocessingShape" mc:Ignorable="w14 w15 w16se w16cid w16 w16cex w16sdtdh wp14">
   <w:p>
     <w:pPr>
       <w:pStyle w:val="Encabezado"/>
@@ -7380,7 +7586,7 @@
 </file>
 
 <file path=word/numbering.xml><?xml version="1.0" encoding="utf-8"?>
-<w:numbering xmlns:wpc="http://schemas.microsoft.com/office/word/2010/wordprocessingCanvas" xmlns:cx="http://schemas.microsoft.com/office/drawing/2014/chartex" xmlns:cx1="http://schemas.microsoft.com/office/drawing/2015/9/8/chartex" xmlns:cx2="http://schemas.microsoft.com/office/drawing/2015/10/21/chartex" xmlns:cx3="http://schemas.microsoft.com/office/drawing/2016/5/9/chartex" xmlns:cx4="http://schemas.microsoft.com/office/drawing/2016/5/10/chartex" xmlns:cx5="http://schemas.microsoft.com/office/drawing/2016/5/11/chartex" xmlns:cx6="http://schemas.microsoft.com/office/drawing/2016/5/12/chartex" xmlns:cx7="http://schemas.microsoft.com/office/drawing/2016/5/13/chartex" xmlns:cx8="http://schemas.microsoft.com/office/drawing/2016/5/14/chartex" xmlns:mc="http://schemas.openxmlformats.org/markup-compatibility/2006" xmlns:aink="http://schemas.microsoft.com/office/drawing/2016/ink" xmlns:am3d="http://schemas.microsoft.com/office/drawing/2017/model3d" xmlns:o="urn:schemas-microsoft-com:office:office" xmlns:oel="http://schemas.microsoft.com/office/2019/extlst" xmlns:r="http://schemas.openxmlformats.org/officeDocument/2006/relationships" xmlns:m="http://schemas.openxmlformats.org/officeDocument/2006/math" xmlns:v="urn:schemas-microsoft-com:vml" xmlns:wp14="http://schemas.microsoft.com/office/word/2010/wordprocessingDrawing" xmlns:wp="http://schemas.openxmlformats.org/drawingml/2006/wordprocessingDrawing" xmlns:w10="urn:schemas-microsoft-com:office:word" xmlns:w="http://schemas.openxmlformats.org/wordprocessingml/2006/main" xmlns:w14="http://schemas.microsoft.com/office/word/2010/wordml" xmlns:w15="http://schemas.microsoft.com/office/word/2012/wordml" xmlns:w16cex="http://schemas.microsoft.com/office/word/2018/wordml/cex" xmlns:w16cid="http://schemas.microsoft.com/office/word/2016/wordml/cid" xmlns:w16="http://schemas.microsoft.com/office/word/2018/wordml" xmlns:w16sdtdh="http://schemas.microsoft.com/office/word/2020/wordml/sdtdatahash" xmlns:w16se="http://schemas.microsoft.com/office/word/2015/wordml/symex" xmlns:wpg="http://schemas.microsoft.com/office/word/2010/wordprocessingGroup" xmlns:wpi="http://schemas.microsoft.com/office/word/2010/wordprocessingInk" xmlns:wne="http://schemas.microsoft.com/office/word/2006/wordml" xmlns:wps="http://schemas.microsoft.com/office/word/2010/wordprocessingShape" mc:Ignorable="w14 w15 w16se w16cid w16 w16cex w16sdtdh wp14">
+<w:numbering xmlns:wpc="http://schemas.microsoft.com/office/word/2010/wordprocessingCanvas" xmlns:cx="http://schemas.microsoft.com/office/drawing/2014/chartex" xmlns:cx1="http://schemas.microsoft.com/office/drawing/2015/9/8/chartex" xmlns:cx2="http://schemas.microsoft.com/office/drawing/2015/10/21/chartex" xmlns:cx3="http://schemas.microsoft.com/office/drawing/2016/5/9/chartex" xmlns:cx4="http://schemas.microsoft.com/office/drawing/2016/5/10/chartex" xmlns:cx5="http://schemas.microsoft.com/office/drawing/2016/5/11/chartex" xmlns:cx6="http://schemas.microsoft.com/office/drawing/2016/5/12/chartex" xmlns:cx7="http://schemas.microsoft.com/office/drawing/2016/5/13/chartex" xmlns:cx8="http://schemas.microsoft.com/office/drawing/2016/5/14/chartex" xmlns:mc="http://schemas.openxmlformats.org/markup-compatibility/2006" xmlns:aink="http://schemas.microsoft.com/office/drawing/2016/ink" xmlns:am3d="http://schemas.microsoft.com/office/drawing/2017/model3d" xmlns:o="urn:schemas-microsoft-com:office:office" xmlns:r="http://schemas.openxmlformats.org/officeDocument/2006/relationships" xmlns:m="http://schemas.openxmlformats.org/officeDocument/2006/math" xmlns:v="urn:schemas-microsoft-com:vml" xmlns:wp14="http://schemas.microsoft.com/office/word/2010/wordprocessingDrawing" xmlns:wp="http://schemas.openxmlformats.org/drawingml/2006/wordprocessingDrawing" xmlns:w10="urn:schemas-microsoft-com:office:word" xmlns:w="http://schemas.openxmlformats.org/wordprocessingml/2006/main" xmlns:w14="http://schemas.microsoft.com/office/word/2010/wordml" xmlns:w15="http://schemas.microsoft.com/office/word/2012/wordml" xmlns:w16cex="http://schemas.microsoft.com/office/word/2018/wordml/cex" xmlns:w16cid="http://schemas.microsoft.com/office/word/2016/wordml/cid" xmlns:w16="http://schemas.microsoft.com/office/word/2018/wordml" xmlns:w16sdtdh="http://schemas.microsoft.com/office/word/2020/wordml/sdtdatahash" xmlns:w16se="http://schemas.microsoft.com/office/word/2015/wordml/symex" xmlns:wpg="http://schemas.microsoft.com/office/word/2010/wordprocessingGroup" xmlns:wpi="http://schemas.microsoft.com/office/word/2010/wordprocessingInk" xmlns:wne="http://schemas.microsoft.com/office/word/2006/wordml" xmlns:wps="http://schemas.microsoft.com/office/word/2010/wordprocessingShape" mc:Ignorable="w14 w15 w16se w16cid w16 w16cex w16sdtdh wp14">
   <w:abstractNum w:abstractNumId="0" w15:restartNumberingAfterBreak="0">
     <w:nsid w:val="05484FEC"/>
     <w:multiLevelType w:val="hybridMultilevel"/>
@@ -10974,82 +11180,82 @@
       </w:rPr>
     </w:lvl>
   </w:abstractNum>
-  <w:num w:numId="1" w16cid:durableId="1689792201">
+  <w:num w:numId="1">
     <w:abstractNumId w:val="32"/>
   </w:num>
-  <w:num w:numId="2" w16cid:durableId="1364211798">
+  <w:num w:numId="2">
     <w:abstractNumId w:val="22"/>
   </w:num>
-  <w:num w:numId="3" w16cid:durableId="1343125621">
+  <w:num w:numId="3">
     <w:abstractNumId w:val="28"/>
   </w:num>
-  <w:num w:numId="4" w16cid:durableId="621571558">
+  <w:num w:numId="4">
     <w:abstractNumId w:val="30"/>
   </w:num>
-  <w:num w:numId="5" w16cid:durableId="2065986740">
+  <w:num w:numId="5">
     <w:abstractNumId w:val="4"/>
   </w:num>
-  <w:num w:numId="6" w16cid:durableId="1927692984">
+  <w:num w:numId="6">
     <w:abstractNumId w:val="15"/>
   </w:num>
-  <w:num w:numId="7" w16cid:durableId="339357347">
+  <w:num w:numId="7">
     <w:abstractNumId w:val="17"/>
   </w:num>
-  <w:num w:numId="8" w16cid:durableId="1811361219">
+  <w:num w:numId="8">
     <w:abstractNumId w:val="7"/>
   </w:num>
-  <w:num w:numId="9" w16cid:durableId="811140365">
+  <w:num w:numId="9">
     <w:abstractNumId w:val="14"/>
   </w:num>
-  <w:num w:numId="10" w16cid:durableId="2087678039">
+  <w:num w:numId="10">
     <w:abstractNumId w:val="3"/>
   </w:num>
-  <w:num w:numId="11" w16cid:durableId="240411979">
+  <w:num w:numId="11">
     <w:abstractNumId w:val="26"/>
   </w:num>
-  <w:num w:numId="12" w16cid:durableId="548078005">
+  <w:num w:numId="12">
     <w:abstractNumId w:val="29"/>
   </w:num>
-  <w:num w:numId="13" w16cid:durableId="555698475">
+  <w:num w:numId="13">
     <w:abstractNumId w:val="9"/>
   </w:num>
-  <w:num w:numId="14" w16cid:durableId="1497064983">
+  <w:num w:numId="14">
     <w:abstractNumId w:val="8"/>
   </w:num>
-  <w:num w:numId="15" w16cid:durableId="1533810953">
+  <w:num w:numId="15">
     <w:abstractNumId w:val="21"/>
   </w:num>
-  <w:num w:numId="16" w16cid:durableId="140193318">
+  <w:num w:numId="16">
     <w:abstractNumId w:val="19"/>
   </w:num>
-  <w:num w:numId="17" w16cid:durableId="1121220292">
+  <w:num w:numId="17">
     <w:abstractNumId w:val="16"/>
   </w:num>
-  <w:num w:numId="18" w16cid:durableId="1540127643">
+  <w:num w:numId="18">
     <w:abstractNumId w:val="18"/>
   </w:num>
-  <w:num w:numId="19" w16cid:durableId="787552133">
+  <w:num w:numId="19">
     <w:abstractNumId w:val="0"/>
   </w:num>
-  <w:num w:numId="20" w16cid:durableId="1937397973">
+  <w:num w:numId="20">
     <w:abstractNumId w:val="12"/>
   </w:num>
-  <w:num w:numId="21" w16cid:durableId="1422524779">
+  <w:num w:numId="21">
     <w:abstractNumId w:val="20"/>
   </w:num>
-  <w:num w:numId="22" w16cid:durableId="1121341780">
+  <w:num w:numId="22">
     <w:abstractNumId w:val="10"/>
   </w:num>
-  <w:num w:numId="23" w16cid:durableId="750156077">
+  <w:num w:numId="23">
     <w:abstractNumId w:val="2"/>
   </w:num>
-  <w:num w:numId="24" w16cid:durableId="241379772">
+  <w:num w:numId="24">
     <w:abstractNumId w:val="1"/>
   </w:num>
-  <w:num w:numId="25" w16cid:durableId="483469932">
+  <w:num w:numId="25">
     <w:abstractNumId w:val="23"/>
   </w:num>
-  <w:num w:numId="26" w16cid:durableId="1573388560">
+  <w:num w:numId="26">
     <w:abstractNumId w:val="13"/>
     <w:lvlOverride w:ilvl="0">
       <w:startOverride w:val="1"/>
@@ -11079,16 +11285,16 @@
       <w:startOverride w:val="1"/>
     </w:lvlOverride>
   </w:num>
-  <w:num w:numId="27" w16cid:durableId="1919825584">
+  <w:num w:numId="27">
     <w:abstractNumId w:val="24"/>
   </w:num>
-  <w:num w:numId="28" w16cid:durableId="1927837720">
+  <w:num w:numId="28">
     <w:abstractNumId w:val="5"/>
   </w:num>
-  <w:num w:numId="29" w16cid:durableId="2114741176">
+  <w:num w:numId="29">
     <w:abstractNumId w:val="6"/>
   </w:num>
-  <w:num w:numId="30" w16cid:durableId="1412505089">
+  <w:num w:numId="30">
     <w:abstractNumId w:val="27"/>
     <w:lvlOverride w:ilvl="0">
       <w:startOverride w:val="1"/>
@@ -11118,7 +11324,7 @@
       <w:startOverride w:val="1"/>
     </w:lvlOverride>
   </w:num>
-  <w:num w:numId="31" w16cid:durableId="881475109">
+  <w:num w:numId="31">
     <w:abstractNumId w:val="25"/>
     <w:lvlOverride w:ilvl="0">
       <w:startOverride w:val="1"/>
@@ -11148,10 +11354,10 @@
       <w:startOverride w:val="1"/>
     </w:lvlOverride>
   </w:num>
-  <w:num w:numId="32" w16cid:durableId="73743445">
+  <w:num w:numId="32">
     <w:abstractNumId w:val="11"/>
   </w:num>
-  <w:num w:numId="33" w16cid:durableId="1418016571">
+  <w:num w:numId="33">
     <w:abstractNumId w:val="31"/>
   </w:num>
 </w:numbering>

--- a/webapp/templates/word/Contrato_Aprendizaje_Productivo.docx
+++ b/webapp/templates/word/Contrato_Aprendizaje_Productivo.docx
@@ -202,23 +202,7 @@
                 <w:rFonts w:ascii="Calibri Light" w:hAnsi="Calibri Light" w:cs="Calibri Light"/>
                 <w:snapToGrid w:val="0"/>
               </w:rPr>
-              <w:t xml:space="preserve">CALLE 93 B </w:t>
-            </w:r>
-            <w:proofErr w:type="spellStart"/>
-            <w:r>
-              <w:rPr>
-                <w:rFonts w:ascii="Calibri Light" w:hAnsi="Calibri Light" w:cs="Calibri Light"/>
-                <w:snapToGrid w:val="0"/>
-              </w:rPr>
-              <w:t>N°</w:t>
-            </w:r>
-            <w:proofErr w:type="spellEnd"/>
-            <w:r>
-              <w:rPr>
-                <w:rFonts w:ascii="Calibri Light" w:hAnsi="Calibri Light" w:cs="Calibri Light"/>
-                <w:snapToGrid w:val="0"/>
-              </w:rPr>
-              <w:t xml:space="preserve"> 18- 12 </w:t>
+              <w:t xml:space="preserve">CALLE 93 B N° 18- 12 </w:t>
             </w:r>
           </w:p>
         </w:tc>
@@ -591,14 +575,7 @@
               <w:rPr>
                 <w:rFonts w:ascii="Calibri" w:eastAsia="Calibri" w:hAnsi="Calibri" w:cs="Calibri"/>
               </w:rPr>
-              <w:t>[[</w:t>
-            </w:r>
-            <w:proofErr w:type="spellStart"/>
-            <w:r>
-              <w:rPr>
-                <w:rFonts w:ascii="Calibri" w:eastAsia="Calibri" w:hAnsi="Calibri" w:cs="Calibri"/>
-              </w:rPr>
-              <w:t>FechaNacimiento</w:t>
+              <w:t>[[FechaNacimiento</w:t>
             </w:r>
             <w:r>
               <w:rPr>
@@ -606,7 +583,6 @@
               </w:rPr>
               <w:t>Mayus</w:t>
             </w:r>
-            <w:proofErr w:type="spellEnd"/>
             <w:r>
               <w:rPr>
                 <w:rFonts w:ascii="Calibri" w:eastAsia="Calibri" w:hAnsi="Calibri" w:cs="Calibri"/>
@@ -656,21 +632,7 @@
               <w:rPr>
                 <w:rFonts w:ascii="Calibri" w:eastAsia="Calibri" w:hAnsi="Calibri" w:cs="Calibri"/>
               </w:rPr>
-              <w:t>[[</w:t>
-            </w:r>
-            <w:proofErr w:type="spellStart"/>
-            <w:r>
-              <w:rPr>
-                <w:rFonts w:ascii="Calibri" w:eastAsia="Calibri" w:hAnsi="Calibri" w:cs="Calibri"/>
-              </w:rPr>
-              <w:t>Direccion</w:t>
-            </w:r>
-            <w:proofErr w:type="spellEnd"/>
-            <w:r>
-              <w:rPr>
-                <w:rFonts w:ascii="Calibri" w:eastAsia="Calibri" w:hAnsi="Calibri" w:cs="Calibri"/>
-              </w:rPr>
-              <w:t>]]</w:t>
+              <w:t>[[Direccion]]</w:t>
             </w:r>
           </w:p>
         </w:tc>
@@ -718,21 +680,7 @@
               <w:rPr>
                 <w:rFonts w:ascii="Calibri" w:eastAsia="Calibri" w:hAnsi="Calibri" w:cs="Calibri"/>
               </w:rPr>
-              <w:t>[[</w:t>
-            </w:r>
-            <w:proofErr w:type="spellStart"/>
-            <w:r>
-              <w:rPr>
-                <w:rFonts w:ascii="Calibri" w:eastAsia="Calibri" w:hAnsi="Calibri" w:cs="Calibri"/>
-              </w:rPr>
-              <w:t>Telefono</w:t>
-            </w:r>
-            <w:proofErr w:type="spellEnd"/>
-            <w:r>
-              <w:rPr>
-                <w:rFonts w:ascii="Calibri" w:eastAsia="Calibri" w:hAnsi="Calibri" w:cs="Calibri"/>
-              </w:rPr>
-              <w:t>]]</w:t>
+              <w:t>[[Telefono]]</w:t>
             </w:r>
           </w:p>
         </w:tc>
@@ -777,14 +725,7 @@
               <w:rPr>
                 <w:rFonts w:ascii="Calibri" w:eastAsia="Calibri" w:hAnsi="Calibri" w:cs="Calibri"/>
               </w:rPr>
-              <w:t>[[</w:t>
-            </w:r>
-            <w:proofErr w:type="spellStart"/>
-            <w:r>
-              <w:rPr>
-                <w:rFonts w:ascii="Calibri" w:eastAsia="Calibri" w:hAnsi="Calibri" w:cs="Calibri"/>
-              </w:rPr>
-              <w:t>Fecha</w:t>
+              <w:t>[[Fecha</w:t>
             </w:r>
             <w:r>
               <w:rPr>
@@ -798,7 +739,6 @@
               </w:rPr>
               <w:t>Mayus</w:t>
             </w:r>
-            <w:proofErr w:type="spellEnd"/>
             <w:r>
               <w:rPr>
                 <w:rFonts w:ascii="Calibri" w:eastAsia="Calibri" w:hAnsi="Calibri" w:cs="Calibri"/>
@@ -848,14 +788,7 @@
               <w:rPr>
                 <w:rFonts w:ascii="Calibri" w:eastAsia="Calibri" w:hAnsi="Calibri" w:cs="Calibri"/>
               </w:rPr>
-              <w:t>[[</w:t>
-            </w:r>
-            <w:proofErr w:type="spellStart"/>
-            <w:r>
-              <w:rPr>
-                <w:rFonts w:ascii="Calibri" w:eastAsia="Calibri" w:hAnsi="Calibri" w:cs="Calibri"/>
-              </w:rPr>
-              <w:t>Fecha</w:t>
+              <w:t>[[Fecha</w:t>
             </w:r>
             <w:r>
               <w:rPr>
@@ -869,7 +802,6 @@
               </w:rPr>
               <w:t>Mayus</w:t>
             </w:r>
-            <w:proofErr w:type="spellEnd"/>
             <w:r>
               <w:rPr>
                 <w:rFonts w:ascii="Calibri" w:eastAsia="Calibri" w:hAnsi="Calibri" w:cs="Calibri"/>
@@ -951,14 +883,7 @@
               <w:rPr>
                 <w:rFonts w:ascii="Calibri" w:eastAsia="Calibri" w:hAnsi="Calibri" w:cs="Calibri"/>
               </w:rPr>
-              <w:t>[[</w:t>
-            </w:r>
-            <w:proofErr w:type="spellStart"/>
-            <w:r>
-              <w:rPr>
-                <w:rFonts w:ascii="Calibri" w:eastAsia="Calibri" w:hAnsi="Calibri" w:cs="Calibri"/>
-              </w:rPr>
-              <w:t>Institucion</w:t>
+              <w:t>[[Institucion</w:t>
             </w:r>
             <w:r>
               <w:rPr>
@@ -966,7 +891,6 @@
               </w:rPr>
               <w:t>Mayus</w:t>
             </w:r>
-            <w:proofErr w:type="spellEnd"/>
             <w:r>
               <w:rPr>
                 <w:rFonts w:ascii="Calibri" w:eastAsia="Calibri" w:hAnsi="Calibri" w:cs="Calibri"/>
@@ -1020,14 +944,12 @@
               </w:rPr>
               <w:t>[[</w:t>
             </w:r>
-            <w:proofErr w:type="spellStart"/>
             <w:r>
               <w:rPr>
                 <w:rFonts w:ascii="Calibri" w:eastAsia="Calibri" w:hAnsi="Calibri" w:cs="Calibri"/>
               </w:rPr>
               <w:t>Nit</w:t>
             </w:r>
-            <w:proofErr w:type="spellEnd"/>
             <w:r>
               <w:rPr>
                 <w:rFonts w:ascii="Calibri" w:eastAsia="Calibri" w:hAnsi="Calibri" w:cs="Calibri"/>
@@ -1213,7 +1135,6 @@
         </w:rPr>
         <w:t>[[</w:t>
       </w:r>
-      <w:proofErr w:type="spellStart"/>
       <w:r>
         <w:rPr>
           <w:rFonts w:ascii="Calibri" w:eastAsia="Calibri" w:hAnsi="Calibri" w:cs="Calibri"/>
@@ -1226,7 +1147,6 @@
         </w:rPr>
         <w:t>Expedicion</w:t>
       </w:r>
-      <w:proofErr w:type="spellEnd"/>
       <w:r>
         <w:rPr>
           <w:rFonts w:ascii="Calibri" w:eastAsia="Calibri" w:hAnsi="Calibri" w:cs="Calibri"/>
@@ -1400,21 +1320,7 @@
         <w:rPr>
           <w:rFonts w:ascii="Calibri" w:eastAsia="Calibri" w:hAnsi="Calibri" w:cs="Calibri"/>
         </w:rPr>
-        <w:t>[[</w:t>
-      </w:r>
-      <w:proofErr w:type="spellStart"/>
-      <w:r>
-        <w:rPr>
-          <w:rFonts w:ascii="Calibri" w:eastAsia="Calibri" w:hAnsi="Calibri" w:cs="Calibri"/>
-        </w:rPr>
-        <w:t>Institucion</w:t>
-      </w:r>
-      <w:proofErr w:type="spellEnd"/>
-      <w:r>
-        <w:rPr>
-          <w:rFonts w:ascii="Calibri" w:eastAsia="Calibri" w:hAnsi="Calibri" w:cs="Calibri"/>
-        </w:rPr>
-        <w:t>]]</w:t>
+        <w:t>[[Institucion]]</w:t>
       </w:r>
       <w:r>
         <w:rPr>
@@ -3431,21 +3337,7 @@
         <w:rPr>
           <w:rFonts w:ascii="Calibri Light" w:hAnsi="Calibri Light" w:cs="Calibri Light"/>
         </w:rPr>
-        <w:t xml:space="preserve">3.2. Mantener confidencialmente sus identificaciones, </w:t>
-      </w:r>
-      <w:proofErr w:type="spellStart"/>
-      <w:r>
-        <w:rPr>
-          <w:rFonts w:ascii="Calibri Light" w:hAnsi="Calibri Light" w:cs="Calibri Light"/>
-        </w:rPr>
-        <w:t>password</w:t>
-      </w:r>
-      <w:proofErr w:type="spellEnd"/>
-      <w:r>
-        <w:rPr>
-          <w:rFonts w:ascii="Calibri Light" w:hAnsi="Calibri Light" w:cs="Calibri Light"/>
-        </w:rPr>
-        <w:t xml:space="preserve"> y claves de acceso físico, y softwares oficiales instalados en su computadora personal o en la suministra por la </w:t>
+        <w:t xml:space="preserve">3.2. Mantener confidencialmente sus identificaciones, password y claves de acceso físico, y softwares oficiales instalados en su computadora personal o en la suministra por la </w:t>
       </w:r>
       <w:r>
         <w:rPr>
@@ -5959,39 +5851,7 @@
           <w:rFonts w:ascii="Calibri Light" w:hAnsi="Calibri Light" w:cs="Calibri Light"/>
           <w:lang w:val="es-ES"/>
         </w:rPr>
-        <w:t xml:space="preserve">Las PARTES se comprometen a cumplir todas las leyes y regulaciones vigentes, incluyendo la Ley 1778 de 2016, el FCPA, el UK </w:t>
-      </w:r>
-      <w:proofErr w:type="spellStart"/>
-      <w:r>
-        <w:rPr>
-          <w:rFonts w:ascii="Calibri Light" w:hAnsi="Calibri Light" w:cs="Calibri Light"/>
-          <w:lang w:val="es-ES"/>
-        </w:rPr>
-        <w:t>Bribery</w:t>
-      </w:r>
-      <w:proofErr w:type="spellEnd"/>
-      <w:r>
-        <w:rPr>
-          <w:rFonts w:ascii="Calibri Light" w:hAnsi="Calibri Light" w:cs="Calibri Light"/>
-          <w:lang w:val="es-ES"/>
-        </w:rPr>
-        <w:t xml:space="preserve"> </w:t>
-      </w:r>
-      <w:proofErr w:type="spellStart"/>
-      <w:r>
-        <w:rPr>
-          <w:rFonts w:ascii="Calibri Light" w:hAnsi="Calibri Light" w:cs="Calibri Light"/>
-          <w:lang w:val="es-ES"/>
-        </w:rPr>
-        <w:t>Act</w:t>
-      </w:r>
-      <w:proofErr w:type="spellEnd"/>
-      <w:r>
-        <w:rPr>
-          <w:rFonts w:ascii="Calibri Light" w:hAnsi="Calibri Light" w:cs="Calibri Light"/>
-          <w:lang w:val="es-ES"/>
-        </w:rPr>
-        <w:t xml:space="preserve"> y otras relacionadas con soborno, corrupción y conflictos de interés.</w:t>
+        <w:t>Las PARTES se comprometen a cumplir todas las leyes y regulaciones vigentes, incluyendo la Ley 1778 de 2016, el FCPA, el UK Bribery Act y otras relacionadas con soborno, corrupción y conflictos de interés.</w:t>
       </w:r>
     </w:p>
     <w:p>
@@ -6092,23 +5952,7 @@
           <w:rFonts w:ascii="Calibri Light" w:hAnsi="Calibri Light" w:cs="Calibri Light"/>
           <w:lang w:val="es-ES"/>
         </w:rPr>
-        <w:t xml:space="preserve">Las PARTES garantizarán que sus representantes no son funcionarios públicos </w:t>
-      </w:r>
-      <w:proofErr w:type="spellStart"/>
-      <w:r>
-        <w:rPr>
-          <w:rFonts w:ascii="Calibri Light" w:hAnsi="Calibri Light" w:cs="Calibri Light"/>
-          <w:lang w:val="es-ES"/>
-        </w:rPr>
-        <w:t>y</w:t>
-      </w:r>
-      <w:proofErr w:type="spellEnd"/>
-      <w:r>
-        <w:rPr>
-          <w:rFonts w:ascii="Calibri Light" w:hAnsi="Calibri Light" w:cs="Calibri Light"/>
-          <w:lang w:val="es-ES"/>
-        </w:rPr>
-        <w:t xml:space="preserve"> informarán sobre cualquier cambio en este estatus.</w:t>
+        <w:t>Las PARTES garantizarán que sus representantes no son funcionarios públicos y informarán sobre cualquier cambio en este estatus.</w:t>
       </w:r>
     </w:p>
     <w:p>
@@ -6308,23 +6152,13 @@
           <w:szCs w:val="22"/>
         </w:rPr>
       </w:pPr>
-      <w:proofErr w:type="spellStart"/>
       <w:r>
         <w:rPr>
           <w:rFonts w:ascii="Calibri Light" w:hAnsi="Calibri Light" w:cs="Calibri Light"/>
           <w:sz w:val="22"/>
           <w:szCs w:val="22"/>
         </w:rPr>
-        <w:t>ii</w:t>
-      </w:r>
-      <w:proofErr w:type="spellEnd"/>
-      <w:r>
-        <w:rPr>
-          <w:rFonts w:ascii="Calibri Light" w:hAnsi="Calibri Light" w:cs="Calibri Light"/>
-          <w:sz w:val="22"/>
-          <w:szCs w:val="22"/>
-        </w:rPr>
-        <w:t xml:space="preserve">. </w:t>
+        <w:t xml:space="preserve">ii. </w:t>
       </w:r>
       <w:r>
         <w:rPr>
@@ -6366,23 +6200,13 @@
           <w:szCs w:val="22"/>
         </w:rPr>
       </w:pPr>
-      <w:proofErr w:type="spellStart"/>
       <w:r>
         <w:rPr>
           <w:rFonts w:ascii="Calibri Light" w:hAnsi="Calibri Light" w:cs="Calibri Light"/>
           <w:sz w:val="22"/>
           <w:szCs w:val="22"/>
         </w:rPr>
-        <w:t>iii</w:t>
-      </w:r>
-      <w:proofErr w:type="spellEnd"/>
-      <w:r>
-        <w:rPr>
-          <w:rFonts w:ascii="Calibri Light" w:hAnsi="Calibri Light" w:cs="Calibri Light"/>
-          <w:sz w:val="22"/>
-          <w:szCs w:val="22"/>
-        </w:rPr>
-        <w:t xml:space="preserve">. </w:t>
+        <w:t xml:space="preserve">iii. </w:t>
       </w:r>
       <w:r>
         <w:rPr>
@@ -7004,11 +6828,19 @@
         <w:rPr>
           <w:rFonts w:ascii="Calibri Light" w:hAnsi="Calibri Light" w:cs="Calibri Light"/>
         </w:rPr>
-        <w:t>Para efectos de lo anterior, firman el</w:t>
-      </w:r>
-      <w:r>
-        <w:rPr>
-          <w:rFonts w:ascii="Calibri Light" w:hAnsi="Calibri Light" w:cs="Calibri Light"/>
+        <w:t xml:space="preserve">Para efectos de lo anterior, firman </w:t>
+      </w:r>
+      <w:r>
+        <w:rPr>
+          <w:rFonts w:ascii="Calibri Light" w:hAnsi="Calibri Light" w:cs="Calibri Light"/>
+          <w:lang w:val="es-AR"/>
+        </w:rPr>
+        <w:t>[[FechaLarga]]</w:t>
+      </w:r>
+      <w:r>
+        <w:rPr>
+          <w:rFonts w:ascii="Calibri Light" w:hAnsi="Calibri Light" w:cs="Calibri Light"/>
+          <w:lang w:val="es-AR"/>
         </w:rPr>
         <w:t xml:space="preserve"> </w:t>
       </w:r>
@@ -7016,73 +6848,19 @@
         <w:rPr>
           <w:rFonts w:ascii="Calibri Light" w:hAnsi="Calibri Light" w:cs="Calibri Light"/>
         </w:rPr>
-        <w:t>d</w:t>
-      </w:r>
-      <w:r>
-        <w:rPr>
-          <w:rFonts w:ascii="Calibri Light" w:hAnsi="Calibri Light" w:cs="Calibri Light"/>
-        </w:rPr>
-        <w:t>ieciséis</w:t>
+        <w:t xml:space="preserve">en </w:t>
+      </w:r>
+      <w:r>
+        <w:rPr>
+          <w:rFonts w:ascii="Calibri Light" w:hAnsi="Calibri Light" w:cs="Calibri Light"/>
+        </w:rPr>
+        <w:t>[[CiudadFirma]]</w:t>
       </w:r>
       <w:r>
         <w:rPr>
           <w:rFonts w:ascii="Calibri Light" w:hAnsi="Calibri Light" w:cs="Calibri Light"/>
         </w:rPr>
         <w:t xml:space="preserve"> </w:t>
-      </w:r>
-      <w:r>
-        <w:rPr>
-          <w:rFonts w:ascii="Calibri Light" w:hAnsi="Calibri Light" w:cs="Calibri Light"/>
-        </w:rPr>
-        <w:t>(</w:t>
-      </w:r>
-      <w:r>
-        <w:rPr>
-          <w:rFonts w:ascii="Calibri Light" w:hAnsi="Calibri Light" w:cs="Calibri Light"/>
-        </w:rPr>
-        <w:t>16</w:t>
-      </w:r>
-      <w:r>
-        <w:rPr>
-          <w:rFonts w:ascii="Calibri Light" w:hAnsi="Calibri Light" w:cs="Calibri Light"/>
-        </w:rPr>
-        <w:t>)</w:t>
-      </w:r>
-      <w:r>
-        <w:rPr>
-          <w:rFonts w:ascii="Calibri Light" w:hAnsi="Calibri Light" w:cs="Calibri Light"/>
-        </w:rPr>
-        <w:t xml:space="preserve"> de </w:t>
-      </w:r>
-      <w:r>
-        <w:rPr>
-          <w:rFonts w:ascii="Calibri Light" w:hAnsi="Calibri Light" w:cs="Calibri Light"/>
-        </w:rPr>
-        <w:t>enero</w:t>
-      </w:r>
-      <w:r>
-        <w:rPr>
-          <w:rFonts w:ascii="Calibri Light" w:hAnsi="Calibri Light" w:cs="Calibri Light"/>
-        </w:rPr>
-        <w:t xml:space="preserve"> del</w:t>
-      </w:r>
-      <w:r>
-        <w:rPr>
-          <w:rFonts w:ascii="Calibri Light" w:hAnsi="Calibri Light" w:cs="Calibri Light"/>
-        </w:rPr>
-        <w:t xml:space="preserve"> año 202</w:t>
-      </w:r>
-      <w:r>
-        <w:rPr>
-          <w:rFonts w:ascii="Calibri Light" w:hAnsi="Calibri Light" w:cs="Calibri Light"/>
-        </w:rPr>
-        <w:t>6</w:t>
-      </w:r>
-      <w:r>
-        <w:rPr>
-          <w:rFonts w:ascii="Calibri Light" w:hAnsi="Calibri Light" w:cs="Calibri Light"/>
-        </w:rPr>
-        <w:t xml:space="preserve"> en Tuta Boyacá </w:t>
       </w:r>
     </w:p>
     <w:p>
@@ -12629,6 +12407,30 @@
 </file>
 
 <file path=customXml/item1.xml><?xml version="1.0" encoding="utf-8"?>
+<b:Sources xmlns:b="http://schemas.openxmlformats.org/officeDocument/2006/bibliography" xmlns="http://schemas.openxmlformats.org/officeDocument/2006/bibliography" SelectedStyle="\APASixthEditionOfficeOnline.xsl" StyleName="APA" Version="6"/>
+</file>
+
+<file path=customXml/item2.xml><?xml version="1.0" encoding="utf-8"?>
+<?mso-contentType ?>
+<FormTemplates xmlns="http://schemas.microsoft.com/sharepoint/v3/contenttype/forms">
+  <Display>DocumentLibraryForm</Display>
+  <Edit>DocumentLibraryForm</Edit>
+  <New>DocumentLibraryForm</New>
+</FormTemplates>
+</file>
+
+<file path=customXml/item3.xml><?xml version="1.0" encoding="utf-8"?>
+<p:properties xmlns:p="http://schemas.microsoft.com/office/2006/metadata/properties" xmlns:xsi="http://www.w3.org/2001/XMLSchema-instance" xmlns:pc="http://schemas.microsoft.com/office/infopath/2007/PartnerControls">
+  <documentManagement>
+    <TaxCatchAll xmlns="066ccb5b-8359-4381-bc69-015bbf4ecd57" xsi:nil="true"/>
+    <lcf76f155ced4ddcb4097134ff3c332f xmlns="d861acd4-5958-4b32-8562-fdadb39bd713">
+      <Terms xmlns="http://schemas.microsoft.com/office/infopath/2007/PartnerControls"/>
+    </lcf76f155ced4ddcb4097134ff3c332f>
+  </documentManagement>
+</p:properties>
+</file>
+
+<file path=customXml/item4.xml><?xml version="1.0" encoding="utf-8"?>
 <ct:contentTypeSchema xmlns:ct="http://schemas.microsoft.com/office/2006/metadata/contentType" xmlns:ma="http://schemas.microsoft.com/office/2006/metadata/properties/metaAttributes" ct:_="" ma:_="" ma:contentTypeName="Documento" ma:contentTypeID="0x010100ADC0E8C736599C42A26D8B6E813C34E2" ma:contentTypeVersion="13" ma:contentTypeDescription="Crear nuevo documento." ma:contentTypeScope="" ma:versionID="527b740b011a8c1f4203bc2a72baddff">
   <xsd:schema xmlns:xsd="http://www.w3.org/2001/XMLSchema" xmlns:xs="http://www.w3.org/2001/XMLSchema" xmlns:p="http://schemas.microsoft.com/office/2006/metadata/properties" xmlns:ns2="d861acd4-5958-4b32-8562-fdadb39bd713" xmlns:ns3="066ccb5b-8359-4381-bc69-015bbf4ecd57" targetNamespace="http://schemas.microsoft.com/office/2006/metadata/properties" ma:root="true" ma:fieldsID="82503d6bf42c5ec6721763a5eb501459" ns2:_="" ns3:_="">
     <xsd:import namespace="d861acd4-5958-4b32-8562-fdadb39bd713"/>
@@ -12835,31 +12637,34 @@
 </ct:contentTypeSchema>
 </file>
 
-<file path=customXml/item2.xml><?xml version="1.0" encoding="utf-8"?>
-<p:properties xmlns:p="http://schemas.microsoft.com/office/2006/metadata/properties" xmlns:xsi="http://www.w3.org/2001/XMLSchema-instance" xmlns:pc="http://schemas.microsoft.com/office/infopath/2007/PartnerControls">
-  <documentManagement>
-    <TaxCatchAll xmlns="066ccb5b-8359-4381-bc69-015bbf4ecd57" xsi:nil="true"/>
-    <lcf76f155ced4ddcb4097134ff3c332f xmlns="d861acd4-5958-4b32-8562-fdadb39bd713">
-      <Terms xmlns="http://schemas.microsoft.com/office/infopath/2007/PartnerControls"/>
-    </lcf76f155ced4ddcb4097134ff3c332f>
-  </documentManagement>
-</p:properties>
+<file path=customXml/itemProps1.xml><?xml version="1.0" encoding="utf-8"?>
+<ds:datastoreItem xmlns:ds="http://schemas.openxmlformats.org/officeDocument/2006/customXml" ds:itemID="{FF747318-EE72-456F-AB6B-227B821F7F38}">
+  <ds:schemaRefs>
+    <ds:schemaRef ds:uri="http://schemas.openxmlformats.org/officeDocument/2006/bibliography"/>
+  </ds:schemaRefs>
+</ds:datastoreItem>
 </file>
 
-<file path=customXml/item3.xml><?xml version="1.0" encoding="utf-8"?>
-<?mso-contentType ?>
-<FormTemplates xmlns="http://schemas.microsoft.com/sharepoint/v3/contenttype/forms">
-  <Display>DocumentLibraryForm</Display>
-  <Edit>DocumentLibraryForm</Edit>
-  <New>DocumentLibraryForm</New>
-</FormTemplates>
+<file path=customXml/itemProps2.xml><?xml version="1.0" encoding="utf-8"?>
+<ds:datastoreItem xmlns:ds="http://schemas.openxmlformats.org/officeDocument/2006/customXml" ds:itemID="{9224B5AD-2AA2-4170-B0F2-AB98E2632C94}">
+  <ds:schemaRefs>
+    <ds:schemaRef ds:uri="http://schemas.microsoft.com/sharepoint/v3/contenttype/forms"/>
+  </ds:schemaRefs>
+</ds:datastoreItem>
 </file>
 
-<file path=customXml/item4.xml><?xml version="1.0" encoding="utf-8"?>
-<b:Sources xmlns:b="http://schemas.openxmlformats.org/officeDocument/2006/bibliography" xmlns="http://schemas.openxmlformats.org/officeDocument/2006/bibliography" SelectedStyle="\APASixthEditionOfficeOnline.xsl" StyleName="APA" Version="6"/>
+<file path=customXml/itemProps3.xml><?xml version="1.0" encoding="utf-8"?>
+<ds:datastoreItem xmlns:ds="http://schemas.openxmlformats.org/officeDocument/2006/customXml" ds:itemID="{C1A1430D-66B4-46C8-9ABC-B4ED2BE74C3C}">
+  <ds:schemaRefs>
+    <ds:schemaRef ds:uri="http://schemas.microsoft.com/office/2006/metadata/properties"/>
+    <ds:schemaRef ds:uri="http://schemas.microsoft.com/office/infopath/2007/PartnerControls"/>
+    <ds:schemaRef ds:uri="066ccb5b-8359-4381-bc69-015bbf4ecd57"/>
+    <ds:schemaRef ds:uri="d861acd4-5958-4b32-8562-fdadb39bd713"/>
+  </ds:schemaRefs>
+</ds:datastoreItem>
 </file>
 
-<file path=customXml/itemProps1.xml><?xml version="1.0" encoding="utf-8"?>
+<file path=customXml/itemProps4.xml><?xml version="1.0" encoding="utf-8"?>
 <ds:datastoreItem xmlns:ds="http://schemas.openxmlformats.org/officeDocument/2006/customXml" ds:itemID="{F7124DEF-F927-4FD5-8347-44E7790B27C3}">
   <ds:schemaRefs>
     <ds:schemaRef ds:uri="http://schemas.microsoft.com/office/2006/metadata/contentType"/>
@@ -12876,31 +12681,4 @@
     <ds:schemaRef ds:uri="http://schemas.microsoft.com/internal/obd"/>
   </ds:schemaRefs>
 </ds:datastoreItem>
-</file>
-
-<file path=customXml/itemProps2.xml><?xml version="1.0" encoding="utf-8"?>
-<ds:datastoreItem xmlns:ds="http://schemas.openxmlformats.org/officeDocument/2006/customXml" ds:itemID="{C1A1430D-66B4-46C8-9ABC-B4ED2BE74C3C}">
-  <ds:schemaRefs>
-    <ds:schemaRef ds:uri="http://schemas.microsoft.com/office/2006/metadata/properties"/>
-    <ds:schemaRef ds:uri="http://schemas.microsoft.com/office/infopath/2007/PartnerControls"/>
-    <ds:schemaRef ds:uri="066ccb5b-8359-4381-bc69-015bbf4ecd57"/>
-    <ds:schemaRef ds:uri="d861acd4-5958-4b32-8562-fdadb39bd713"/>
-  </ds:schemaRefs>
-</ds:datastoreItem>
-</file>
-
-<file path=customXml/itemProps3.xml><?xml version="1.0" encoding="utf-8"?>
-<ds:datastoreItem xmlns:ds="http://schemas.openxmlformats.org/officeDocument/2006/customXml" ds:itemID="{9224B5AD-2AA2-4170-B0F2-AB98E2632C94}">
-  <ds:schemaRefs>
-    <ds:schemaRef ds:uri="http://schemas.microsoft.com/sharepoint/v3/contenttype/forms"/>
-  </ds:schemaRefs>
-</ds:datastoreItem>
-</file>
-
-<file path=customXml/itemProps4.xml><?xml version="1.0" encoding="utf-8"?>
-<ds:datastoreItem xmlns:ds="http://schemas.openxmlformats.org/officeDocument/2006/customXml" ds:itemID="{FF747318-EE72-456F-AB6B-227B821F7F38}">
-  <ds:schemaRefs>
-    <ds:schemaRef ds:uri="http://schemas.openxmlformats.org/officeDocument/2006/bibliography"/>
-  </ds:schemaRefs>
-</ds:datastoreItem>
 </file>